--- a/template_simper.docx
+++ b/template_simper.docx
@@ -925,27 +925,7 @@
                                 <w:noProof/>
                                 <w:color w:val="002060"/>
                               </w:rPr>
-                              <w:t>{{KATEGOR</w:t>
-                            </w:r>
-                            <w:r>
-                              <w:rPr>
-                                <w:rFonts w:cs="Calibri"/>
-                                <w:b/>
-                                <w:bCs/>
-                                <w:noProof/>
-                                <w:color w:val="002060"/>
-                              </w:rPr>
-                              <w:t xml:space="preserve">I </w:t>
-                            </w:r>
-                            <w:r>
-                              <w:rPr>
-                                <w:rFonts w:cs="Calibri"/>
-                                <w:b/>
-                                <w:bCs/>
-                                <w:noProof/>
-                                <w:color w:val="002060"/>
-                              </w:rPr>
-                              <w:t>}}</w:t>
+                              <w:t>{{KATEGORI}}</w:t>
                             </w:r>
                           </w:p>
                         </w:txbxContent>
@@ -967,7 +947,11 @@
           </mc:Choice>
           <mc:Fallback>
             <w:pict>
-              <v:shape w14:anchorId="1AE29F63" id="Text Box 10" o:spid="_x0000_s1030" type="#_x0000_t202" style="position:absolute;margin-left:63pt;margin-top:19.7pt;width:83.7pt;height:22.85pt;z-index:-251662848;visibility:visible;mso-wrap-style:square;mso-width-percent:0;mso-height-percent:0;mso-wrap-distance-left:9pt;mso-wrap-distance-top:0;mso-wrap-distance-right:9pt;mso-wrap-distance-bottom:0;mso-position-horizontal:absolute;mso-position-horizontal-relative:text;mso-position-vertical:absolute;mso-position-vertical-relative:text;mso-width-percent:0;mso-height-percent:0;mso-width-relative:margin;mso-height-relative:margin;v-text-anchor:top" o:gfxdata="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" filled="f" stroked="f">
+              <v:shapetype w14:anchorId="1AE29F63" id="_x0000_t202" coordsize="21600,21600" o:spt="202" path="m,l,21600r21600,l21600,xe">
+                <v:stroke joinstyle="miter"/>
+                <v:path gradientshapeok="t" o:connecttype="rect"/>
+              </v:shapetype>
+              <v:shape id="Text Box 10" o:spid="_x0000_s1030" type="#_x0000_t202" style="position:absolute;margin-left:63pt;margin-top:19.7pt;width:83.7pt;height:22.85pt;z-index:-251662848;visibility:visible;mso-wrap-style:square;mso-width-percent:0;mso-height-percent:0;mso-wrap-distance-left:9pt;mso-wrap-distance-top:0;mso-wrap-distance-right:9pt;mso-wrap-distance-bottom:0;mso-position-horizontal:absolute;mso-position-horizontal-relative:text;mso-position-vertical:absolute;mso-position-vertical-relative:text;mso-width-percent:0;mso-height-percent:0;mso-width-relative:margin;mso-height-relative:margin;v-text-anchor:top" o:gfxdata="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" filled="f" stroked="f">
                 <v:textbox>
                   <w:txbxContent>
                     <w:p>
@@ -988,27 +972,7 @@
                           <w:noProof/>
                           <w:color w:val="002060"/>
                         </w:rPr>
-                        <w:t>{{KATEGOR</w:t>
-                      </w:r>
-                      <w:r>
-                        <w:rPr>
-                          <w:rFonts w:cs="Calibri"/>
-                          <w:b/>
-                          <w:bCs/>
-                          <w:noProof/>
-                          <w:color w:val="002060"/>
-                        </w:rPr>
-                        <w:t xml:space="preserve">I </w:t>
-                      </w:r>
-                      <w:r>
-                        <w:rPr>
-                          <w:rFonts w:cs="Calibri"/>
-                          <w:b/>
-                          <w:bCs/>
-                          <w:noProof/>
-                          <w:color w:val="002060"/>
-                        </w:rPr>
-                        <w:t>}}</w:t>
+                        <w:t>{{KATEGORI}}</w:t>
                       </w:r>
                     </w:p>
                   </w:txbxContent>
@@ -2335,7 +2299,7 @@
                                     </pic:cNvPicPr>
                                   </pic:nvPicPr>
                                   <pic:blipFill>
-                                    <a:blip r:embed="rId11">
+                                    <a:blip r:embed="rId12">
                                       <a:extLst>
                                         <a:ext uri="{28A0092B-C50C-407E-A947-70E740481C1C}">
                                           <a14:useLocalDpi xmlns:a14="http://schemas.microsoft.com/office/drawing/2010/main" val="0"/>
@@ -2738,7 +2702,7 @@
                                           </pic:cNvPicPr>
                                         </pic:nvPicPr>
                                         <pic:blipFill>
-                                          <a:blip r:embed="rId12">
+                                          <a:blip r:embed="rId13">
                                             <a:extLst>
                                               <a:ext uri="{28A0092B-C50C-407E-A947-70E740481C1C}">
                                                 <a14:useLocalDpi xmlns:a14="http://schemas.microsoft.com/office/drawing/2010/main" val="0"/>
@@ -2858,7 +2822,7 @@
                                     </pic:cNvPicPr>
                                   </pic:nvPicPr>
                                   <pic:blipFill>
-                                    <a:blip r:embed="rId12">
+                                    <a:blip r:embed="rId14">
                                       <a:extLst>
                                         <a:ext uri="{28A0092B-C50C-407E-A947-70E740481C1C}">
                                           <a14:useLocalDpi xmlns:a14="http://schemas.microsoft.com/office/drawing/2010/main" val="0"/>
@@ -3625,6 +3589,7 @@
   <w:style w:type="character" w:default="1" w:styleId="DefaultParagraphFont">
     <w:name w:val="Default Paragraph Font"/>
     <w:uiPriority w:val="1"/>
+    <w:semiHidden/>
     <w:unhideWhenUsed/>
   </w:style>
   <w:style w:type="table" w:default="1" w:styleId="TableNormal">
@@ -4015,6 +3980,15 @@
 </file>
 
 <file path=customXml/item1.xml><?xml version="1.0" encoding="utf-8"?>
+<?mso-contentType ?>
+<FormTemplates xmlns="http://schemas.microsoft.com/sharepoint/v3/contenttype/forms">
+  <Display>DocumentLibraryForm</Display>
+  <Edit>DocumentLibraryForm</Edit>
+  <New>DocumentLibraryForm</New>
+</FormTemplates>
+</file>
+
+<file path=customXml/item2.xml><?xml version="1.0" encoding="utf-8"?>
 <ct:contentTypeSchema xmlns:ct="http://schemas.microsoft.com/office/2006/metadata/contentType" xmlns:ma="http://schemas.microsoft.com/office/2006/metadata/properties/metaAttributes" ct:_="" ma:_="" ma:contentTypeName="Document" ma:contentTypeID="0x0101000EE724EB3C617E419BE6B826A8F5FAC3" ma:contentTypeVersion="20" ma:contentTypeDescription="Create a new document." ma:contentTypeScope="" ma:versionID="9ab4522b8923167a10c5776316e67c87">
   <xsd:schema xmlns:xsd="http://www.w3.org/2001/XMLSchema" xmlns:xs="http://www.w3.org/2001/XMLSchema" xmlns:p="http://schemas.microsoft.com/office/2006/metadata/properties" xmlns:ns2="7ccc2a19-ede5-428c-aae8-cfd64ab719bc" xmlns:ns3="ce828bed-e8c4-4a7f-a09d-171a1a8c0f91" targetNamespace="http://schemas.microsoft.com/office/2006/metadata/properties" ma:root="true" ma:fieldsID="14bcf73a3d6aa3f9fc81be9db20c31a5" ns2:_="" ns3:_="">
     <xsd:import namespace="7ccc2a19-ede5-428c-aae8-cfd64ab719bc"/>
@@ -4314,16 +4288,15 @@
 </ct:contentTypeSchema>
 </file>
 
-<file path=customXml/item2.xml><?xml version="1.0" encoding="utf-8"?>
-<?mso-contentType ?>
-<FormTemplates xmlns="http://schemas.microsoft.com/sharepoint/v3/contenttype/forms">
-  <Display>DocumentLibraryForm</Display>
-  <Edit>DocumentLibraryForm</Edit>
-  <New>DocumentLibraryForm</New>
-</FormTemplates>
+<file path=customXml/itemProps1.xml><?xml version="1.0" encoding="utf-8"?>
+<ds:datastoreItem xmlns:ds="http://schemas.openxmlformats.org/officeDocument/2006/customXml" ds:itemID="{F6045593-654A-4C0C-BB18-D43E6B693483}">
+  <ds:schemaRefs>
+    <ds:schemaRef ds:uri="http://schemas.microsoft.com/sharepoint/v3/contenttype/forms"/>
+  </ds:schemaRefs>
+</ds:datastoreItem>
 </file>
 
-<file path=customXml/itemProps1.xml><?xml version="1.0" encoding="utf-8"?>
+<file path=customXml/itemProps2.xml><?xml version="1.0" encoding="utf-8"?>
 <ds:datastoreItem xmlns:ds="http://schemas.openxmlformats.org/officeDocument/2006/customXml" ds:itemID="{E062FD43-4809-4059-ADA4-F4D321A3CE02}">
   <ds:schemaRefs>
     <ds:schemaRef ds:uri="http://schemas.microsoft.com/office/2006/metadata/contentType"/>
@@ -4340,12 +4313,4 @@
     <ds:schemaRef ds:uri="http://schemas.microsoft.com/internal/obd"/>
   </ds:schemaRefs>
 </ds:datastoreItem>
-</file>
-
-<file path=customXml/itemProps2.xml><?xml version="1.0" encoding="utf-8"?>
-<ds:datastoreItem xmlns:ds="http://schemas.openxmlformats.org/officeDocument/2006/customXml" ds:itemID="{F6045593-654A-4C0C-BB18-D43E6B693483}">
-  <ds:schemaRefs>
-    <ds:schemaRef ds:uri="http://schemas.microsoft.com/sharepoint/v3/contenttype/forms"/>
-  </ds:schemaRefs>
-</ds:datastoreItem>
 </file>
--- a/template_simper.docx
+++ b/template_simper.docx
@@ -910,20 +910,58 @@
                           <w:p>
                             <w:pPr>
                               <w:rPr>
+                                <w:rFonts w:cstheme="minorHAnsi"/>
                                 <w:b/>
+                                <w:bCs/>
                                 <w:noProof/>
                                 <w:color w:val="002060"/>
-                                <w:sz w:val="96"/>
-                                <w:szCs w:val="96"/>
+                                <w:sz w:val="72"/>
+                                <w:szCs w:val="72"/>
+                                <w14:glow w14:rad="63500">
+                                  <w14:srgbClr w14:val="FFFF00">
+                                    <w14:alpha w14:val="60000"/>
+                                  </w14:srgbClr>
+                                </w14:glow>
+                                <w14:shadow w14:blurRad="38100" w14:dist="25400" w14:dir="5400000" w14:sx="100000" w14:sy="100000" w14:kx="0" w14:ky="0" w14:algn="ctr">
+                                  <w14:srgbClr w14:val="6E747A">
+                                    <w14:alpha w14:val="57000"/>
+                                  </w14:srgbClr>
+                                </w14:shadow>
+                                <w14:textOutline w14:w="9525" w14:cap="flat" w14:cmpd="sng" w14:algn="ctr">
+                                  <w14:solidFill>
+                                    <w14:srgbClr w14:val="FFFF00"/>
+                                  </w14:solidFill>
+                                  <w14:prstDash w14:val="solid"/>
+                                  <w14:round/>
+                                </w14:textOutline>
                               </w:rPr>
                             </w:pPr>
                             <w:r>
                               <w:rPr>
-                                <w:rFonts w:cs="Calibri"/>
+                                <w:rFonts w:cstheme="minorHAnsi"/>
                                 <w:b/>
                                 <w:bCs/>
                                 <w:noProof/>
                                 <w:color w:val="002060"/>
+                                <w:sz w:val="72"/>
+                                <w:szCs w:val="72"/>
+                                <w14:glow w14:rad="63500">
+                                  <w14:srgbClr w14:val="FFFF00">
+                                    <w14:alpha w14:val="60000"/>
+                                  </w14:srgbClr>
+                                </w14:glow>
+                                <w14:shadow w14:blurRad="38100" w14:dist="25400" w14:dir="5400000" w14:sx="100000" w14:sy="100000" w14:kx="0" w14:ky="0" w14:algn="ctr">
+                                  <w14:srgbClr w14:val="6E747A">
+                                    <w14:alpha w14:val="57000"/>
+                                  </w14:srgbClr>
+                                </w14:shadow>
+                                <w14:textOutline w14:w="9525" w14:cap="flat" w14:cmpd="sng" w14:algn="ctr">
+                                  <w14:solidFill>
+                                    <w14:srgbClr w14:val="FFFF00"/>
+                                  </w14:solidFill>
+                                  <w14:prstDash w14:val="solid"/>
+                                  <w14:round/>
+                                </w14:textOutline>
                               </w:rPr>
                               <w:t>{{KATEGORI}}</w:t>
                             </w:r>
@@ -947,30 +985,64 @@
           </mc:Choice>
           <mc:Fallback>
             <w:pict>
-              <v:shapetype w14:anchorId="1AE29F63" id="_x0000_t202" coordsize="21600,21600" o:spt="202" path="m,l,21600r21600,l21600,xe">
-                <v:stroke joinstyle="miter"/>
-                <v:path gradientshapeok="t" o:connecttype="rect"/>
-              </v:shapetype>
-              <v:shape id="Text Box 10" o:spid="_x0000_s1030" type="#_x0000_t202" style="position:absolute;margin-left:63pt;margin-top:19.7pt;width:83.7pt;height:22.85pt;z-index:-251662848;visibility:visible;mso-wrap-style:square;mso-width-percent:0;mso-height-percent:0;mso-wrap-distance-left:9pt;mso-wrap-distance-top:0;mso-wrap-distance-right:9pt;mso-wrap-distance-bottom:0;mso-position-horizontal:absolute;mso-position-horizontal-relative:text;mso-position-vertical:absolute;mso-position-vertical-relative:text;mso-width-percent:0;mso-height-percent:0;mso-width-relative:margin;mso-height-relative:margin;v-text-anchor:top" o:gfxdata="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" filled="f" stroked="f">
+              <v:shape w14:anchorId="1AE29F63" id="Text Box 10" o:spid="_x0000_s1030" type="#_x0000_t202" style="position:absolute;margin-left:63pt;margin-top:19.7pt;width:83.7pt;height:22.85pt;z-index:-251662848;visibility:visible;mso-wrap-style:square;mso-width-percent:0;mso-height-percent:0;mso-wrap-distance-left:9pt;mso-wrap-distance-top:0;mso-wrap-distance-right:9pt;mso-wrap-distance-bottom:0;mso-position-horizontal:absolute;mso-position-horizontal-relative:text;mso-position-vertical:absolute;mso-position-vertical-relative:text;mso-width-percent:0;mso-height-percent:0;mso-width-relative:margin;mso-height-relative:margin;v-text-anchor:top" o:gfxdata="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" filled="f" stroked="f">
                 <v:textbox>
                   <w:txbxContent>
                     <w:p>
                       <w:pPr>
                         <w:rPr>
+                          <w:rFonts w:cstheme="minorHAnsi"/>
                           <w:b/>
+                          <w:bCs/>
                           <w:noProof/>
                           <w:color w:val="002060"/>
-                          <w:sz w:val="96"/>
-                          <w:szCs w:val="96"/>
+                          <w:sz w:val="72"/>
+                          <w:szCs w:val="72"/>
+                          <w14:glow w14:rad="63500">
+                            <w14:srgbClr w14:val="FFFF00">
+                              <w14:alpha w14:val="60000"/>
+                            </w14:srgbClr>
+                          </w14:glow>
+                          <w14:shadow w14:blurRad="38100" w14:dist="25400" w14:dir="5400000" w14:sx="100000" w14:sy="100000" w14:kx="0" w14:ky="0" w14:algn="ctr">
+                            <w14:srgbClr w14:val="6E747A">
+                              <w14:alpha w14:val="57000"/>
+                            </w14:srgbClr>
+                          </w14:shadow>
+                          <w14:textOutline w14:w="9525" w14:cap="flat" w14:cmpd="sng" w14:algn="ctr">
+                            <w14:solidFill>
+                              <w14:srgbClr w14:val="FFFF00"/>
+                            </w14:solidFill>
+                            <w14:prstDash w14:val="solid"/>
+                            <w14:round/>
+                          </w14:textOutline>
                         </w:rPr>
                       </w:pPr>
                       <w:r>
                         <w:rPr>
-                          <w:rFonts w:cs="Calibri"/>
+                          <w:rFonts w:cstheme="minorHAnsi"/>
                           <w:b/>
                           <w:bCs/>
                           <w:noProof/>
                           <w:color w:val="002060"/>
+                          <w:sz w:val="72"/>
+                          <w:szCs w:val="72"/>
+                          <w14:glow w14:rad="63500">
+                            <w14:srgbClr w14:val="FFFF00">
+                              <w14:alpha w14:val="60000"/>
+                            </w14:srgbClr>
+                          </w14:glow>
+                          <w14:shadow w14:blurRad="38100" w14:dist="25400" w14:dir="5400000" w14:sx="100000" w14:sy="100000" w14:kx="0" w14:ky="0" w14:algn="ctr">
+                            <w14:srgbClr w14:val="6E747A">
+                              <w14:alpha w14:val="57000"/>
+                            </w14:srgbClr>
+                          </w14:shadow>
+                          <w14:textOutline w14:w="9525" w14:cap="flat" w14:cmpd="sng" w14:algn="ctr">
+                            <w14:solidFill>
+                              <w14:srgbClr w14:val="FFFF00"/>
+                            </w14:solidFill>
+                            <w14:prstDash w14:val="solid"/>
+                            <w14:round/>
+                          </w14:textOutline>
                         </w:rPr>
                         <w:t>{{KATEGORI}}</w:t>
                       </w:r>
@@ -2299,7 +2371,7 @@
                                     </pic:cNvPicPr>
                                   </pic:nvPicPr>
                                   <pic:blipFill>
-                                    <a:blip r:embed="rId12">
+                                    <a:blip r:embed="rId11">
                                       <a:extLst>
                                         <a:ext uri="{28A0092B-C50C-407E-A947-70E740481C1C}">
                                           <a14:useLocalDpi xmlns:a14="http://schemas.microsoft.com/office/drawing/2010/main" val="0"/>
@@ -2702,7 +2774,7 @@
                                           </pic:cNvPicPr>
                                         </pic:nvPicPr>
                                         <pic:blipFill>
-                                          <a:blip r:embed="rId13">
+                                          <a:blip r:embed="rId12">
                                             <a:extLst>
                                               <a:ext uri="{28A0092B-C50C-407E-A947-70E740481C1C}">
                                                 <a14:useLocalDpi xmlns:a14="http://schemas.microsoft.com/office/drawing/2010/main" val="0"/>
@@ -2822,7 +2894,7 @@
                                     </pic:cNvPicPr>
                                   </pic:nvPicPr>
                                   <pic:blipFill>
-                                    <a:blip r:embed="rId14">
+                                    <a:blip r:embed="rId12">
                                       <a:extLst>
                                         <a:ext uri="{28A0092B-C50C-407E-A947-70E740481C1C}">
                                           <a14:useLocalDpi xmlns:a14="http://schemas.microsoft.com/office/drawing/2010/main" val="0"/>
@@ -3980,15 +4052,6 @@
 </file>
 
 <file path=customXml/item1.xml><?xml version="1.0" encoding="utf-8"?>
-<?mso-contentType ?>
-<FormTemplates xmlns="http://schemas.microsoft.com/sharepoint/v3/contenttype/forms">
-  <Display>DocumentLibraryForm</Display>
-  <Edit>DocumentLibraryForm</Edit>
-  <New>DocumentLibraryForm</New>
-</FormTemplates>
-</file>
-
-<file path=customXml/item2.xml><?xml version="1.0" encoding="utf-8"?>
 <ct:contentTypeSchema xmlns:ct="http://schemas.microsoft.com/office/2006/metadata/contentType" xmlns:ma="http://schemas.microsoft.com/office/2006/metadata/properties/metaAttributes" ct:_="" ma:_="" ma:contentTypeName="Document" ma:contentTypeID="0x0101000EE724EB3C617E419BE6B826A8F5FAC3" ma:contentTypeVersion="20" ma:contentTypeDescription="Create a new document." ma:contentTypeScope="" ma:versionID="9ab4522b8923167a10c5776316e67c87">
   <xsd:schema xmlns:xsd="http://www.w3.org/2001/XMLSchema" xmlns:xs="http://www.w3.org/2001/XMLSchema" xmlns:p="http://schemas.microsoft.com/office/2006/metadata/properties" xmlns:ns2="7ccc2a19-ede5-428c-aae8-cfd64ab719bc" xmlns:ns3="ce828bed-e8c4-4a7f-a09d-171a1a8c0f91" targetNamespace="http://schemas.microsoft.com/office/2006/metadata/properties" ma:root="true" ma:fieldsID="14bcf73a3d6aa3f9fc81be9db20c31a5" ns2:_="" ns3:_="">
     <xsd:import namespace="7ccc2a19-ede5-428c-aae8-cfd64ab719bc"/>
@@ -4288,15 +4351,16 @@
 </ct:contentTypeSchema>
 </file>
 
-<file path=customXml/itemProps1.xml><?xml version="1.0" encoding="utf-8"?>
-<ds:datastoreItem xmlns:ds="http://schemas.openxmlformats.org/officeDocument/2006/customXml" ds:itemID="{F6045593-654A-4C0C-BB18-D43E6B693483}">
-  <ds:schemaRefs>
-    <ds:schemaRef ds:uri="http://schemas.microsoft.com/sharepoint/v3/contenttype/forms"/>
-  </ds:schemaRefs>
-</ds:datastoreItem>
+<file path=customXml/item2.xml><?xml version="1.0" encoding="utf-8"?>
+<?mso-contentType ?>
+<FormTemplates xmlns="http://schemas.microsoft.com/sharepoint/v3/contenttype/forms">
+  <Display>DocumentLibraryForm</Display>
+  <Edit>DocumentLibraryForm</Edit>
+  <New>DocumentLibraryForm</New>
+</FormTemplates>
 </file>
 
-<file path=customXml/itemProps2.xml><?xml version="1.0" encoding="utf-8"?>
+<file path=customXml/itemProps1.xml><?xml version="1.0" encoding="utf-8"?>
 <ds:datastoreItem xmlns:ds="http://schemas.openxmlformats.org/officeDocument/2006/customXml" ds:itemID="{E062FD43-4809-4059-ADA4-F4D321A3CE02}">
   <ds:schemaRefs>
     <ds:schemaRef ds:uri="http://schemas.microsoft.com/office/2006/metadata/contentType"/>
@@ -4313,4 +4377,12 @@
     <ds:schemaRef ds:uri="http://schemas.microsoft.com/internal/obd"/>
   </ds:schemaRefs>
 </ds:datastoreItem>
+</file>
+
+<file path=customXml/itemProps2.xml><?xml version="1.0" encoding="utf-8"?>
+<ds:datastoreItem xmlns:ds="http://schemas.openxmlformats.org/officeDocument/2006/customXml" ds:itemID="{F6045593-654A-4C0C-BB18-D43E6B693483}">
+  <ds:schemaRefs>
+    <ds:schemaRef ds:uri="http://schemas.microsoft.com/sharepoint/v3/contenttype/forms"/>
+  </ds:schemaRefs>
+</ds:datastoreItem>
 </file>
--- a/template_simper.docx
+++ b/template_simper.docx
@@ -846,21 +846,23 @@
         <mc:AlternateContent>
           <mc:Choice Requires="wps">
             <w:drawing>
-              <wp:anchor distT="0" distB="0" distL="114300" distR="114300" simplePos="0" relativeHeight="251653632" behindDoc="1" locked="0" layoutInCell="1" allowOverlap="1" wp14:anchorId="1AE29F63" wp14:editId="23865E2A">
+              <wp:anchor distT="0" distB="0" distL="114300" distR="114300" simplePos="0" relativeHeight="251653632" behindDoc="1" locked="0" layoutInCell="1" allowOverlap="1" wp14:anchorId="1AE29F63" wp14:editId="5CAEEDDF">
                 <wp:simplePos x="0" y="0"/>
                 <wp:positionH relativeFrom="column">
                   <wp:posOffset>800100</wp:posOffset>
                 </wp:positionH>
                 <wp:positionV relativeFrom="paragraph">
-                  <wp:posOffset>250190</wp:posOffset>
+                  <wp:posOffset>135890</wp:posOffset>
                 </wp:positionV>
-                <wp:extent cx="1062990" cy="290195"/>
-                <wp:effectExtent l="0" t="1905" r="3810" b="3175"/>
+                <wp:extent cx="1062990" cy="645795"/>
+                <wp:effectExtent l="0" t="0" r="0" b="1905"/>
                 <wp:wrapThrough wrapText="bothSides">
                   <wp:wrapPolygon edited="0">
-                    <wp:start x="0" y="0"/>
-                    <wp:lineTo x="0" y="0"/>
-                    <wp:lineTo x="0" y="0"/>
+                    <wp:start x="774" y="0"/>
+                    <wp:lineTo x="774" y="21027"/>
+                    <wp:lineTo x="20129" y="21027"/>
+                    <wp:lineTo x="20129" y="0"/>
+                    <wp:lineTo x="774" y="0"/>
                   </wp:wrapPolygon>
                 </wp:wrapThrough>
                 <wp:docPr id="1397636094" name="Text Box 10"/>
@@ -876,7 +878,7 @@
                       <wps:spPr bwMode="auto">
                         <a:xfrm>
                           <a:off x="0" y="0"/>
-                          <a:ext cx="1062990" cy="290195"/>
+                          <a:ext cx="1062990" cy="645795"/>
                         </a:xfrm>
                         <a:prstGeom prst="rect">
                           <a:avLst/>
@@ -915,8 +917,8 @@
                                 <w:bCs/>
                                 <w:noProof/>
                                 <w:color w:val="002060"/>
-                                <w:sz w:val="72"/>
-                                <w:szCs w:val="72"/>
+                                <w:sz w:val="48"/>
+                                <w:szCs w:val="48"/>
                                 <w14:glow w14:rad="63500">
                                   <w14:srgbClr w14:val="FFFF00">
                                     <w14:alpha w14:val="60000"/>
@@ -943,8 +945,8 @@
                                 <w:bCs/>
                                 <w:noProof/>
                                 <w:color w:val="002060"/>
-                                <w:sz w:val="72"/>
-                                <w:szCs w:val="72"/>
+                                <w:sz w:val="48"/>
+                                <w:szCs w:val="48"/>
                                 <w14:glow w14:rad="63500">
                                   <w14:srgbClr w14:val="FFFF00">
                                     <w14:alpha w14:val="60000"/>
@@ -985,7 +987,7 @@
           </mc:Choice>
           <mc:Fallback>
             <w:pict>
-              <v:shape w14:anchorId="1AE29F63" id="Text Box 10" o:spid="_x0000_s1030" type="#_x0000_t202" style="position:absolute;margin-left:63pt;margin-top:19.7pt;width:83.7pt;height:22.85pt;z-index:-251662848;visibility:visible;mso-wrap-style:square;mso-width-percent:0;mso-height-percent:0;mso-wrap-distance-left:9pt;mso-wrap-distance-top:0;mso-wrap-distance-right:9pt;mso-wrap-distance-bottom:0;mso-position-horizontal:absolute;mso-position-horizontal-relative:text;mso-position-vertical:absolute;mso-position-vertical-relative:text;mso-width-percent:0;mso-height-percent:0;mso-width-relative:margin;mso-height-relative:margin;v-text-anchor:top" o:gfxdata="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" filled="f" stroked="f">
+              <v:shape w14:anchorId="1AE29F63" id="Text Box 10" o:spid="_x0000_s1030" type="#_x0000_t202" style="position:absolute;margin-left:63pt;margin-top:10.7pt;width:83.7pt;height:50.85pt;z-index:-251662848;visibility:visible;mso-wrap-style:square;mso-width-percent:0;mso-height-percent:0;mso-wrap-distance-left:9pt;mso-wrap-distance-top:0;mso-wrap-distance-right:9pt;mso-wrap-distance-bottom:0;mso-position-horizontal:absolute;mso-position-horizontal-relative:text;mso-position-vertical:absolute;mso-position-vertical-relative:text;mso-width-percent:0;mso-height-percent:0;mso-width-relative:margin;mso-height-relative:margin;v-text-anchor:top" o:gfxdata="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" filled="f" stroked="f">
                 <v:textbox>
                   <w:txbxContent>
                     <w:p>
@@ -996,8 +998,8 @@
                           <w:bCs/>
                           <w:noProof/>
                           <w:color w:val="002060"/>
-                          <w:sz w:val="72"/>
-                          <w:szCs w:val="72"/>
+                          <w:sz w:val="48"/>
+                          <w:szCs w:val="48"/>
                           <w14:glow w14:rad="63500">
                             <w14:srgbClr w14:val="FFFF00">
                               <w14:alpha w14:val="60000"/>
@@ -1024,8 +1026,8 @@
                           <w:bCs/>
                           <w:noProof/>
                           <w:color w:val="002060"/>
-                          <w:sz w:val="72"/>
-                          <w:szCs w:val="72"/>
+                          <w:sz w:val="48"/>
+                          <w:szCs w:val="48"/>
                           <w14:glow w14:rad="63500">
                             <w14:srgbClr w14:val="FFFF00">
                               <w14:alpha w14:val="60000"/>
@@ -4052,6 +4054,15 @@
 </file>
 
 <file path=customXml/item1.xml><?xml version="1.0" encoding="utf-8"?>
+<?mso-contentType ?>
+<FormTemplates xmlns="http://schemas.microsoft.com/sharepoint/v3/contenttype/forms">
+  <Display>DocumentLibraryForm</Display>
+  <Edit>DocumentLibraryForm</Edit>
+  <New>DocumentLibraryForm</New>
+</FormTemplates>
+</file>
+
+<file path=customXml/item2.xml><?xml version="1.0" encoding="utf-8"?>
 <ct:contentTypeSchema xmlns:ct="http://schemas.microsoft.com/office/2006/metadata/contentType" xmlns:ma="http://schemas.microsoft.com/office/2006/metadata/properties/metaAttributes" ct:_="" ma:_="" ma:contentTypeName="Document" ma:contentTypeID="0x0101000EE724EB3C617E419BE6B826A8F5FAC3" ma:contentTypeVersion="20" ma:contentTypeDescription="Create a new document." ma:contentTypeScope="" ma:versionID="9ab4522b8923167a10c5776316e67c87">
   <xsd:schema xmlns:xsd="http://www.w3.org/2001/XMLSchema" xmlns:xs="http://www.w3.org/2001/XMLSchema" xmlns:p="http://schemas.microsoft.com/office/2006/metadata/properties" xmlns:ns2="7ccc2a19-ede5-428c-aae8-cfd64ab719bc" xmlns:ns3="ce828bed-e8c4-4a7f-a09d-171a1a8c0f91" targetNamespace="http://schemas.microsoft.com/office/2006/metadata/properties" ma:root="true" ma:fieldsID="14bcf73a3d6aa3f9fc81be9db20c31a5" ns2:_="" ns3:_="">
     <xsd:import namespace="7ccc2a19-ede5-428c-aae8-cfd64ab719bc"/>
@@ -4351,16 +4362,15 @@
 </ct:contentTypeSchema>
 </file>
 
-<file path=customXml/item2.xml><?xml version="1.0" encoding="utf-8"?>
-<?mso-contentType ?>
-<FormTemplates xmlns="http://schemas.microsoft.com/sharepoint/v3/contenttype/forms">
-  <Display>DocumentLibraryForm</Display>
-  <Edit>DocumentLibraryForm</Edit>
-  <New>DocumentLibraryForm</New>
-</FormTemplates>
+<file path=customXml/itemProps1.xml><?xml version="1.0" encoding="utf-8"?>
+<ds:datastoreItem xmlns:ds="http://schemas.openxmlformats.org/officeDocument/2006/customXml" ds:itemID="{F6045593-654A-4C0C-BB18-D43E6B693483}">
+  <ds:schemaRefs>
+    <ds:schemaRef ds:uri="http://schemas.microsoft.com/sharepoint/v3/contenttype/forms"/>
+  </ds:schemaRefs>
+</ds:datastoreItem>
 </file>
 
-<file path=customXml/itemProps1.xml><?xml version="1.0" encoding="utf-8"?>
+<file path=customXml/itemProps2.xml><?xml version="1.0" encoding="utf-8"?>
 <ds:datastoreItem xmlns:ds="http://schemas.openxmlformats.org/officeDocument/2006/customXml" ds:itemID="{E062FD43-4809-4059-ADA4-F4D321A3CE02}">
   <ds:schemaRefs>
     <ds:schemaRef ds:uri="http://schemas.microsoft.com/office/2006/metadata/contentType"/>
@@ -4377,12 +4387,4 @@
     <ds:schemaRef ds:uri="http://schemas.microsoft.com/internal/obd"/>
   </ds:schemaRefs>
 </ds:datastoreItem>
-</file>
-
-<file path=customXml/itemProps2.xml><?xml version="1.0" encoding="utf-8"?>
-<ds:datastoreItem xmlns:ds="http://schemas.openxmlformats.org/officeDocument/2006/customXml" ds:itemID="{F6045593-654A-4C0C-BB18-D43E6B693483}">
-  <ds:schemaRefs>
-    <ds:schemaRef ds:uri="http://schemas.microsoft.com/sharepoint/v3/contenttype/forms"/>
-  </ds:schemaRefs>
-</ds:datastoreItem>
 </file>
--- a/template_simper.docx
+++ b/template_simper.docx
@@ -508,7 +508,7 @@
           <w:noProof/>
         </w:rPr>
         <w:drawing>
-          <wp:anchor distT="0" distB="0" distL="114300" distR="114300" simplePos="0" relativeHeight="251665920" behindDoc="0" locked="0" layoutInCell="1" allowOverlap="1" wp14:anchorId="00F858F6" wp14:editId="74F2B07B">
+          <wp:anchor distT="0" distB="0" distL="114300" distR="114300" simplePos="0" relativeHeight="251665920" behindDoc="0" locked="0" layoutInCell="1" allowOverlap="1" wp14:anchorId="00F858F6" wp14:editId="73FB468B">
             <wp:simplePos x="0" y="0"/>
             <wp:positionH relativeFrom="column">
               <wp:posOffset>118745</wp:posOffset>
@@ -846,39 +846,27 @@
         <mc:AlternateContent>
           <mc:Choice Requires="wps">
             <w:drawing>
-              <wp:anchor distT="0" distB="0" distL="114300" distR="114300" simplePos="0" relativeHeight="251653632" behindDoc="1" locked="0" layoutInCell="1" allowOverlap="1" wp14:anchorId="1AE29F63" wp14:editId="5CAEEDDF">
+              <wp:anchor distT="0" distB="0" distL="114300" distR="114300" simplePos="0" relativeHeight="251668992" behindDoc="0" locked="0" layoutInCell="1" allowOverlap="1" wp14:anchorId="361B194C" wp14:editId="59FE0B5D">
                 <wp:simplePos x="0" y="0"/>
                 <wp:positionH relativeFrom="column">
-                  <wp:posOffset>800100</wp:posOffset>
+                  <wp:posOffset>838200</wp:posOffset>
                 </wp:positionH>
                 <wp:positionV relativeFrom="paragraph">
-                  <wp:posOffset>135890</wp:posOffset>
+                  <wp:posOffset>38100</wp:posOffset>
                 </wp:positionV>
-                <wp:extent cx="1062990" cy="645795"/>
-                <wp:effectExtent l="0" t="0" r="0" b="1905"/>
-                <wp:wrapThrough wrapText="bothSides">
-                  <wp:wrapPolygon edited="0">
-                    <wp:start x="774" y="0"/>
-                    <wp:lineTo x="774" y="21027"/>
-                    <wp:lineTo x="20129" y="21027"/>
-                    <wp:lineTo x="20129" y="0"/>
-                    <wp:lineTo x="774" y="0"/>
-                  </wp:wrapPolygon>
-                </wp:wrapThrough>
-                <wp:docPr id="1397636094" name="Text Box 10"/>
-                <wp:cNvGraphicFramePr>
-                  <a:graphicFrameLocks xmlns:a="http://schemas.openxmlformats.org/drawingml/2006/main"/>
-                </wp:cNvGraphicFramePr>
+                <wp:extent cx="633413" cy="660400"/>
+                <wp:effectExtent l="0" t="0" r="0" b="6350"/>
+                <wp:wrapNone/>
+                <wp:docPr id="10" name="Text Box 10"/>
+                <wp:cNvGraphicFramePr/>
                 <a:graphic xmlns:a="http://schemas.openxmlformats.org/drawingml/2006/main">
                   <a:graphicData uri="http://schemas.microsoft.com/office/word/2010/wordprocessingShape">
                     <wps:wsp>
-                      <wps:cNvSpPr txBox="1">
-                        <a:spLocks noChangeArrowheads="1"/>
-                      </wps:cNvSpPr>
-                      <wps:spPr bwMode="auto">
+                      <wps:cNvSpPr txBox="1"/>
+                      <wps:spPr>
                         <a:xfrm>
                           <a:off x="0" y="0"/>
-                          <a:ext cx="1062990" cy="645795"/>
+                          <a:ext cx="633413" cy="660400"/>
                         </a:xfrm>
                         <a:prstGeom prst="rect">
                           <a:avLst/>
@@ -887,25 +875,6 @@
                         <a:ln>
                           <a:noFill/>
                         </a:ln>
-                        <a:extLst>
-                          <a:ext uri="{909E8E84-426E-40DD-AFC4-6F175D3DCCD1}">
-                            <a14:hiddenFill xmlns:a14="http://schemas.microsoft.com/office/drawing/2010/main">
-                              <a:solidFill>
-                                <a:srgbClr val="FFFFFF"/>
-                              </a:solidFill>
-                            </a14:hiddenFill>
-                          </a:ext>
-                          <a:ext uri="{91240B29-F687-4F45-9708-019B960494DF}">
-                            <a14:hiddenLine xmlns:a14="http://schemas.microsoft.com/office/drawing/2010/main" w="9525">
-                              <a:solidFill>
-                                <a:srgbClr val="000000"/>
-                              </a:solidFill>
-                              <a:miter lim="800000"/>
-                              <a:headEnd/>
-                              <a:tailEnd/>
-                            </a14:hiddenLine>
-                          </a:ext>
-                        </a:extLst>
                       </wps:spPr>
                       <wps:txbx>
                         <w:txbxContent>
@@ -917,8 +886,8 @@
                                 <w:bCs/>
                                 <w:noProof/>
                                 <w:color w:val="002060"/>
-                                <w:sz w:val="48"/>
-                                <w:szCs w:val="48"/>
+                                <w:sz w:val="72"/>
+                                <w:szCs w:val="72"/>
                                 <w14:glow w14:rad="63500">
                                   <w14:srgbClr w14:val="FFFF00">
                                     <w14:alpha w14:val="60000"/>
@@ -938,6 +907,7 @@
                                 </w14:textOutline>
                               </w:rPr>
                             </w:pPr>
+                            <w:bookmarkStart w:id="0" w:name="_Hlk87604741"/>
                             <w:r>
                               <w:rPr>
                                 <w:rFonts w:cstheme="minorHAnsi"/>
@@ -945,8 +915,8 @@
                                 <w:bCs/>
                                 <w:noProof/>
                                 <w:color w:val="002060"/>
-                                <w:sz w:val="48"/>
-                                <w:szCs w:val="48"/>
+                                <w:sz w:val="72"/>
+                                <w:szCs w:val="72"/>
                                 <w14:glow w14:rad="63500">
                                   <w14:srgbClr w14:val="FFFF00">
                                     <w14:alpha w14:val="60000"/>
@@ -968,9 +938,69 @@
                               <w:t>{{KATEGORI}}</w:t>
                             </w:r>
                           </w:p>
+                          <w:bookmarkEnd w:id="0"/>
+                          <w:p>
+                            <w:pPr>
+                              <w:jc w:val="center"/>
+                              <w:rPr>
+                                <w:b/>
+                                <w:noProof/>
+                                <w:color w:val="002060"/>
+                                <w:sz w:val="56"/>
+                                <w:szCs w:val="56"/>
+                                <w14:glow w14:rad="228600">
+                                  <w14:schemeClr w14:val="accent4">
+                                    <w14:alpha w14:val="60000"/>
+                                    <w14:satMod w14:val="175000"/>
+                                  </w14:schemeClr>
+                                </w14:glow>
+                                <w14:shadow w14:blurRad="12700" w14:dist="38100" w14:dir="2700000" w14:sx="100000" w14:sy="100000" w14:kx="0" w14:ky="0" w14:algn="tl">
+                                  <w14:schemeClr w14:val="bg1">
+                                    <w14:lumMod w14:val="50000"/>
+                                  </w14:schemeClr>
+                                </w14:shadow>
+                                <w14:textOutline w14:w="9525" w14:cap="flat" w14:cmpd="sng" w14:algn="ctr">
+                                  <w14:noFill/>
+                                  <w14:prstDash w14:val="solid"/>
+                                  <w14:round/>
+                                </w14:textOutline>
+                              </w:rPr>
+                            </w:pPr>
+                          </w:p>
+                          <w:p>
+                            <w:pPr>
+                              <w:jc w:val="center"/>
+                              <w:rPr>
+                                <w:b/>
+                                <w:noProof/>
+                                <w:color w:val="002060"/>
+                                <w:sz w:val="56"/>
+                                <w:szCs w:val="56"/>
+                                <w14:glow w14:rad="228600">
+                                  <w14:schemeClr w14:val="accent4">
+                                    <w14:alpha w14:val="60000"/>
+                                    <w14:satMod w14:val="175000"/>
+                                  </w14:schemeClr>
+                                </w14:glow>
+                                <w14:shadow w14:blurRad="12700" w14:dist="38100" w14:dir="2700000" w14:sx="100000" w14:sy="100000" w14:kx="0" w14:ky="0" w14:algn="tl">
+                                  <w14:schemeClr w14:val="bg1">
+                                    <w14:lumMod w14:val="50000"/>
+                                  </w14:schemeClr>
+                                </w14:shadow>
+                                <w14:textOutline w14:w="9525" w14:cap="flat" w14:cmpd="sng" w14:algn="ctr">
+                                  <w14:noFill/>
+                                  <w14:prstDash w14:val="solid"/>
+                                  <w14:round/>
+                                </w14:textOutline>
+                              </w:rPr>
+                            </w:pPr>
+                          </w:p>
                         </w:txbxContent>
                       </wps:txbx>
-                      <wps:bodyPr rot="0" vert="horz" wrap="square" lIns="91440" tIns="45720" rIns="91440" bIns="45720" anchor="t" anchorCtr="0" upright="1">
+                      <wps:bodyPr rot="0" spcFirstLastPara="0" vertOverflow="overflow" horzOverflow="overflow" vert="horz" wrap="square" lIns="91440" tIns="45720" rIns="91440" bIns="45720" numCol="1" spcCol="0" rtlCol="0" fromWordArt="0" anchor="t" anchorCtr="0" forceAA="0" compatLnSpc="1">
+                        <a:prstTxWarp prst="textNoShape">
+                          <a:avLst/>
+                        </a:prstTxWarp>
                         <a:noAutofit/>
                       </wps:bodyPr>
                     </wps:wsp>
@@ -987,7 +1017,11 @@
           </mc:Choice>
           <mc:Fallback>
             <w:pict>
-              <v:shape w14:anchorId="1AE29F63" id="Text Box 10" o:spid="_x0000_s1030" type="#_x0000_t202" style="position:absolute;margin-left:63pt;margin-top:10.7pt;width:83.7pt;height:50.85pt;z-index:-251662848;visibility:visible;mso-wrap-style:square;mso-width-percent:0;mso-height-percent:0;mso-wrap-distance-left:9pt;mso-wrap-distance-top:0;mso-wrap-distance-right:9pt;mso-wrap-distance-bottom:0;mso-position-horizontal:absolute;mso-position-horizontal-relative:text;mso-position-vertical:absolute;mso-position-vertical-relative:text;mso-width-percent:0;mso-height-percent:0;mso-width-relative:margin;mso-height-relative:margin;v-text-anchor:top" o:gfxdata="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" filled="f" stroked="f">
+              <v:shapetype w14:anchorId="361B194C" id="_x0000_t202" coordsize="21600,21600" o:spt="202" path="m,l,21600r21600,l21600,xe">
+                <v:stroke joinstyle="miter"/>
+                <v:path gradientshapeok="t" o:connecttype="rect"/>
+              </v:shapetype>
+              <v:shape id="Text Box 10" o:spid="_x0000_s1030" type="#_x0000_t202" style="position:absolute;margin-left:66pt;margin-top:3pt;width:49.9pt;height:52pt;z-index:251668992;visibility:visible;mso-wrap-style:square;mso-width-percent:0;mso-height-percent:0;mso-wrap-distance-left:9pt;mso-wrap-distance-top:0;mso-wrap-distance-right:9pt;mso-wrap-distance-bottom:0;mso-position-horizontal:absolute;mso-position-horizontal-relative:text;mso-position-vertical:absolute;mso-position-vertical-relative:text;mso-width-percent:0;mso-height-percent:0;mso-width-relative:margin;mso-height-relative:margin;v-text-anchor:top" o:gfxdata="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" filled="f" stroked="f">
                 <v:textbox>
                   <w:txbxContent>
                     <w:p>
@@ -998,8 +1032,8 @@
                           <w:bCs/>
                           <w:noProof/>
                           <w:color w:val="002060"/>
-                          <w:sz w:val="48"/>
-                          <w:szCs w:val="48"/>
+                          <w:sz w:val="72"/>
+                          <w:szCs w:val="72"/>
                           <w14:glow w14:rad="63500">
                             <w14:srgbClr w14:val="FFFF00">
                               <w14:alpha w14:val="60000"/>
@@ -1019,6 +1053,7 @@
                           </w14:textOutline>
                         </w:rPr>
                       </w:pPr>
+                      <w:bookmarkStart w:id="1" w:name="_Hlk87604741"/>
                       <w:r>
                         <w:rPr>
                           <w:rFonts w:cstheme="minorHAnsi"/>
@@ -1026,8 +1061,8 @@
                           <w:bCs/>
                           <w:noProof/>
                           <w:color w:val="002060"/>
-                          <w:sz w:val="48"/>
-                          <w:szCs w:val="48"/>
+                          <w:sz w:val="72"/>
+                          <w:szCs w:val="72"/>
                           <w14:glow w14:rad="63500">
                             <w14:srgbClr w14:val="FFFF00">
                               <w14:alpha w14:val="60000"/>
@@ -1049,9 +1084,65 @@
                         <w:t>{{KATEGORI}}</w:t>
                       </w:r>
                     </w:p>
+                    <w:bookmarkEnd w:id="1"/>
+                    <w:p>
+                      <w:pPr>
+                        <w:jc w:val="center"/>
+                        <w:rPr>
+                          <w:b/>
+                          <w:noProof/>
+                          <w:color w:val="002060"/>
+                          <w:sz w:val="56"/>
+                          <w:szCs w:val="56"/>
+                          <w14:glow w14:rad="228600">
+                            <w14:schemeClr w14:val="accent4">
+                              <w14:alpha w14:val="60000"/>
+                              <w14:satMod w14:val="175000"/>
+                            </w14:schemeClr>
+                          </w14:glow>
+                          <w14:shadow w14:blurRad="12700" w14:dist="38100" w14:dir="2700000" w14:sx="100000" w14:sy="100000" w14:kx="0" w14:ky="0" w14:algn="tl">
+                            <w14:schemeClr w14:val="bg1">
+                              <w14:lumMod w14:val="50000"/>
+                            </w14:schemeClr>
+                          </w14:shadow>
+                          <w14:textOutline w14:w="9525" w14:cap="flat" w14:cmpd="sng" w14:algn="ctr">
+                            <w14:noFill/>
+                            <w14:prstDash w14:val="solid"/>
+                            <w14:round/>
+                          </w14:textOutline>
+                        </w:rPr>
+                      </w:pPr>
+                    </w:p>
+                    <w:p>
+                      <w:pPr>
+                        <w:jc w:val="center"/>
+                        <w:rPr>
+                          <w:b/>
+                          <w:noProof/>
+                          <w:color w:val="002060"/>
+                          <w:sz w:val="56"/>
+                          <w:szCs w:val="56"/>
+                          <w14:glow w14:rad="228600">
+                            <w14:schemeClr w14:val="accent4">
+                              <w14:alpha w14:val="60000"/>
+                              <w14:satMod w14:val="175000"/>
+                            </w14:schemeClr>
+                          </w14:glow>
+                          <w14:shadow w14:blurRad="12700" w14:dist="38100" w14:dir="2700000" w14:sx="100000" w14:sy="100000" w14:kx="0" w14:ky="0" w14:algn="tl">
+                            <w14:schemeClr w14:val="bg1">
+                              <w14:lumMod w14:val="50000"/>
+                            </w14:schemeClr>
+                          </w14:shadow>
+                          <w14:textOutline w14:w="9525" w14:cap="flat" w14:cmpd="sng" w14:algn="ctr">
+                            <w14:noFill/>
+                            <w14:prstDash w14:val="solid"/>
+                            <w14:round/>
+                          </w14:textOutline>
+                        </w:rPr>
+                      </w:pPr>
+                    </w:p>
                   </w:txbxContent>
                 </v:textbox>
-                <w10:wrap type="through"/>
               </v:shape>
             </w:pict>
           </mc:Fallback>
@@ -1790,6 +1881,224 @@
         <mc:AlternateContent>
           <mc:Choice Requires="wps">
             <w:drawing>
+              <wp:anchor distT="0" distB="0" distL="114300" distR="114300" simplePos="0" relativeHeight="251653632" behindDoc="1" locked="0" layoutInCell="1" allowOverlap="1" wp14:anchorId="1AE29F63" wp14:editId="30615EDE">
+                <wp:simplePos x="0" y="0"/>
+                <wp:positionH relativeFrom="margin">
+                  <wp:align>center</wp:align>
+                </wp:positionH>
+                <wp:positionV relativeFrom="paragraph">
+                  <wp:posOffset>1092518</wp:posOffset>
+                </wp:positionV>
+                <wp:extent cx="1062990" cy="645795"/>
+                <wp:effectExtent l="0" t="0" r="0" b="1905"/>
+                <wp:wrapThrough wrapText="bothSides">
+                  <wp:wrapPolygon edited="0">
+                    <wp:start x="774" y="0"/>
+                    <wp:lineTo x="774" y="21027"/>
+                    <wp:lineTo x="20129" y="21027"/>
+                    <wp:lineTo x="20129" y="0"/>
+                    <wp:lineTo x="774" y="0"/>
+                  </wp:wrapPolygon>
+                </wp:wrapThrough>
+                <wp:docPr id="1397636094" name="Text Box 10"/>
+                <wp:cNvGraphicFramePr>
+                  <a:graphicFrameLocks xmlns:a="http://schemas.openxmlformats.org/drawingml/2006/main"/>
+                </wp:cNvGraphicFramePr>
+                <a:graphic xmlns:a="http://schemas.openxmlformats.org/drawingml/2006/main">
+                  <a:graphicData uri="http://schemas.microsoft.com/office/word/2010/wordprocessingShape">
+                    <wps:wsp>
+                      <wps:cNvSpPr txBox="1">
+                        <a:spLocks noChangeArrowheads="1"/>
+                      </wps:cNvSpPr>
+                      <wps:spPr bwMode="auto">
+                        <a:xfrm>
+                          <a:off x="0" y="0"/>
+                          <a:ext cx="1062990" cy="645795"/>
+                        </a:xfrm>
+                        <a:prstGeom prst="rect">
+                          <a:avLst/>
+                        </a:prstGeom>
+                        <a:noFill/>
+                        <a:ln>
+                          <a:noFill/>
+                        </a:ln>
+                        <a:extLst>
+                          <a:ext uri="{909E8E84-426E-40DD-AFC4-6F175D3DCCD1}">
+                            <a14:hiddenFill xmlns:a14="http://schemas.microsoft.com/office/drawing/2010/main">
+                              <a:solidFill>
+                                <a:srgbClr val="FFFFFF"/>
+                              </a:solidFill>
+                            </a14:hiddenFill>
+                          </a:ext>
+                          <a:ext uri="{91240B29-F687-4F45-9708-019B960494DF}">
+                            <a14:hiddenLine xmlns:a14="http://schemas.microsoft.com/office/drawing/2010/main" w="9525">
+                              <a:solidFill>
+                                <a:srgbClr val="000000"/>
+                              </a:solidFill>
+                              <a:miter lim="800000"/>
+                              <a:headEnd/>
+                              <a:tailEnd/>
+                            </a14:hiddenLine>
+                          </a:ext>
+                        </a:extLst>
+                      </wps:spPr>
+                      <wps:txbx>
+                        <w:txbxContent>
+                          <w:p>
+                            <w:pPr>
+                              <w:rPr>
+                                <w:rFonts w:cstheme="minorHAnsi"/>
+                                <w:b/>
+                                <w:bCs/>
+                                <w:noProof/>
+                                <w:color w:val="002060"/>
+                                <w:sz w:val="48"/>
+                                <w:szCs w:val="48"/>
+                                <w14:glow w14:rad="63500">
+                                  <w14:srgbClr w14:val="FFFF00">
+                                    <w14:alpha w14:val="60000"/>
+                                  </w14:srgbClr>
+                                </w14:glow>
+                                <w14:shadow w14:blurRad="38100" w14:dist="25400" w14:dir="5400000" w14:sx="100000" w14:sy="100000" w14:kx="0" w14:ky="0" w14:algn="ctr">
+                                  <w14:srgbClr w14:val="6E747A">
+                                    <w14:alpha w14:val="57000"/>
+                                  </w14:srgbClr>
+                                </w14:shadow>
+                                <w14:textOutline w14:w="9525" w14:cap="flat" w14:cmpd="sng" w14:algn="ctr">
+                                  <w14:solidFill>
+                                    <w14:srgbClr w14:val="FFFF00"/>
+                                  </w14:solidFill>
+                                  <w14:prstDash w14:val="solid"/>
+                                  <w14:round/>
+                                </w14:textOutline>
+                              </w:rPr>
+                            </w:pPr>
+                            <w:r>
+                              <w:rPr>
+                                <w:rFonts w:cstheme="minorHAnsi"/>
+                                <w:b/>
+                                <w:bCs/>
+                                <w:noProof/>
+                                <w:color w:val="002060"/>
+                                <w:sz w:val="48"/>
+                                <w:szCs w:val="48"/>
+                                <w14:glow w14:rad="63500">
+                                  <w14:srgbClr w14:val="FFFF00">
+                                    <w14:alpha w14:val="60000"/>
+                                  </w14:srgbClr>
+                                </w14:glow>
+                                <w14:shadow w14:blurRad="38100" w14:dist="25400" w14:dir="5400000" w14:sx="100000" w14:sy="100000" w14:kx="0" w14:ky="0" w14:algn="ctr">
+                                  <w14:srgbClr w14:val="6E747A">
+                                    <w14:alpha w14:val="57000"/>
+                                  </w14:srgbClr>
+                                </w14:shadow>
+                                <w14:textOutline w14:w="9525" w14:cap="flat" w14:cmpd="sng" w14:algn="ctr">
+                                  <w14:solidFill>
+                                    <w14:srgbClr w14:val="FFFF00"/>
+                                  </w14:solidFill>
+                                  <w14:prstDash w14:val="solid"/>
+                                  <w14:round/>
+                                </w14:textOutline>
+                              </w:rPr>
+                              <w:t>{{KATEGORI}}</w:t>
+                            </w:r>
+                          </w:p>
+                        </w:txbxContent>
+                      </wps:txbx>
+                      <wps:bodyPr rot="0" vert="horz" wrap="square" lIns="91440" tIns="45720" rIns="91440" bIns="45720" anchor="t" anchorCtr="0" upright="1">
+                        <a:noAutofit/>
+                      </wps:bodyPr>
+                    </wps:wsp>
+                  </a:graphicData>
+                </a:graphic>
+                <wp14:sizeRelH relativeFrom="margin">
+                  <wp14:pctWidth>0</wp14:pctWidth>
+                </wp14:sizeRelH>
+                <wp14:sizeRelV relativeFrom="margin">
+                  <wp14:pctHeight>0</wp14:pctHeight>
+                </wp14:sizeRelV>
+              </wp:anchor>
+            </w:drawing>
+          </mc:Choice>
+          <mc:Fallback>
+            <w:pict>
+              <v:shape w14:anchorId="1AE29F63" id="_x0000_s1043" type="#_x0000_t202" style="position:absolute;margin-left:0;margin-top:86.05pt;width:83.7pt;height:50.85pt;z-index:-251662848;visibility:visible;mso-wrap-style:square;mso-width-percent:0;mso-height-percent:0;mso-wrap-distance-left:9pt;mso-wrap-distance-top:0;mso-wrap-distance-right:9pt;mso-wrap-distance-bottom:0;mso-position-horizontal:center;mso-position-horizontal-relative:margin;mso-position-vertical:absolute;mso-position-vertical-relative:text;mso-width-percent:0;mso-height-percent:0;mso-width-relative:margin;mso-height-relative:margin;v-text-anchor:top" o:gfxdata="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" filled="f" stroked="f">
+                <v:textbox>
+                  <w:txbxContent>
+                    <w:p>
+                      <w:pPr>
+                        <w:rPr>
+                          <w:rFonts w:cstheme="minorHAnsi"/>
+                          <w:b/>
+                          <w:bCs/>
+                          <w:noProof/>
+                          <w:color w:val="002060"/>
+                          <w:sz w:val="48"/>
+                          <w:szCs w:val="48"/>
+                          <w14:glow w14:rad="63500">
+                            <w14:srgbClr w14:val="FFFF00">
+                              <w14:alpha w14:val="60000"/>
+                            </w14:srgbClr>
+                          </w14:glow>
+                          <w14:shadow w14:blurRad="38100" w14:dist="25400" w14:dir="5400000" w14:sx="100000" w14:sy="100000" w14:kx="0" w14:ky="0" w14:algn="ctr">
+                            <w14:srgbClr w14:val="6E747A">
+                              <w14:alpha w14:val="57000"/>
+                            </w14:srgbClr>
+                          </w14:shadow>
+                          <w14:textOutline w14:w="9525" w14:cap="flat" w14:cmpd="sng" w14:algn="ctr">
+                            <w14:solidFill>
+                              <w14:srgbClr w14:val="FFFF00"/>
+                            </w14:solidFill>
+                            <w14:prstDash w14:val="solid"/>
+                            <w14:round/>
+                          </w14:textOutline>
+                        </w:rPr>
+                      </w:pPr>
+                      <w:r>
+                        <w:rPr>
+                          <w:rFonts w:cstheme="minorHAnsi"/>
+                          <w:b/>
+                          <w:bCs/>
+                          <w:noProof/>
+                          <w:color w:val="002060"/>
+                          <w:sz w:val="48"/>
+                          <w:szCs w:val="48"/>
+                          <w14:glow w14:rad="63500">
+                            <w14:srgbClr w14:val="FFFF00">
+                              <w14:alpha w14:val="60000"/>
+                            </w14:srgbClr>
+                          </w14:glow>
+                          <w14:shadow w14:blurRad="38100" w14:dist="25400" w14:dir="5400000" w14:sx="100000" w14:sy="100000" w14:kx="0" w14:ky="0" w14:algn="ctr">
+                            <w14:srgbClr w14:val="6E747A">
+                              <w14:alpha w14:val="57000"/>
+                            </w14:srgbClr>
+                          </w14:shadow>
+                          <w14:textOutline w14:w="9525" w14:cap="flat" w14:cmpd="sng" w14:algn="ctr">
+                            <w14:solidFill>
+                              <w14:srgbClr w14:val="FFFF00"/>
+                            </w14:solidFill>
+                            <w14:prstDash w14:val="solid"/>
+                            <w14:round/>
+                          </w14:textOutline>
+                        </w:rPr>
+                        <w:t>{{KATEGORI}}</w:t>
+                      </w:r>
+                    </w:p>
+                  </w:txbxContent>
+                </v:textbox>
+                <w10:wrap type="through" anchorx="margin"/>
+              </v:shape>
+            </w:pict>
+          </mc:Fallback>
+        </mc:AlternateContent>
+      </w:r>
+      <w:r>
+        <w:rPr>
+          <w:noProof/>
+        </w:rPr>
+        <mc:AlternateContent>
+          <mc:Choice Requires="wps">
+            <w:drawing>
               <wp:anchor distT="0" distB="0" distL="114300" distR="114300" simplePos="0" relativeHeight="251663872" behindDoc="0" locked="0" layoutInCell="1" allowOverlap="1" wp14:anchorId="17821BA8" wp14:editId="6A1617CC">
                 <wp:simplePos x="0" y="0"/>
                 <wp:positionH relativeFrom="column">
@@ -2373,7 +2682,7 @@
                                     </pic:cNvPicPr>
                                   </pic:nvPicPr>
                                   <pic:blipFill>
-                                    <a:blip r:embed="rId11">
+                                    <a:blip r:embed="rId12">
                                       <a:extLst>
                                         <a:ext uri="{28A0092B-C50C-407E-A947-70E740481C1C}">
                                           <a14:useLocalDpi xmlns:a14="http://schemas.microsoft.com/office/drawing/2010/main" val="0"/>
@@ -2776,7 +3085,7 @@
                                           </pic:cNvPicPr>
                                         </pic:nvPicPr>
                                         <pic:blipFill>
-                                          <a:blip r:embed="rId12">
+                                          <a:blip r:embed="rId13">
                                             <a:extLst>
                                               <a:ext uri="{28A0092B-C50C-407E-A947-70E740481C1C}">
                                                 <a14:useLocalDpi xmlns:a14="http://schemas.microsoft.com/office/drawing/2010/main" val="0"/>
@@ -2896,7 +3205,7 @@
                                     </pic:cNvPicPr>
                                   </pic:nvPicPr>
                                   <pic:blipFill>
-                                    <a:blip r:embed="rId12">
+                                    <a:blip r:embed="rId14">
                                       <a:extLst>
                                         <a:ext uri="{28A0092B-C50C-407E-A947-70E740481C1C}">
                                           <a14:useLocalDpi xmlns:a14="http://schemas.microsoft.com/office/drawing/2010/main" val="0"/>
@@ -4054,15 +4363,6 @@
 </file>
 
 <file path=customXml/item1.xml><?xml version="1.0" encoding="utf-8"?>
-<?mso-contentType ?>
-<FormTemplates xmlns="http://schemas.microsoft.com/sharepoint/v3/contenttype/forms">
-  <Display>DocumentLibraryForm</Display>
-  <Edit>DocumentLibraryForm</Edit>
-  <New>DocumentLibraryForm</New>
-</FormTemplates>
-</file>
-
-<file path=customXml/item2.xml><?xml version="1.0" encoding="utf-8"?>
 <ct:contentTypeSchema xmlns:ct="http://schemas.microsoft.com/office/2006/metadata/contentType" xmlns:ma="http://schemas.microsoft.com/office/2006/metadata/properties/metaAttributes" ct:_="" ma:_="" ma:contentTypeName="Document" ma:contentTypeID="0x0101000EE724EB3C617E419BE6B826A8F5FAC3" ma:contentTypeVersion="20" ma:contentTypeDescription="Create a new document." ma:contentTypeScope="" ma:versionID="9ab4522b8923167a10c5776316e67c87">
   <xsd:schema xmlns:xsd="http://www.w3.org/2001/XMLSchema" xmlns:xs="http://www.w3.org/2001/XMLSchema" xmlns:p="http://schemas.microsoft.com/office/2006/metadata/properties" xmlns:ns2="7ccc2a19-ede5-428c-aae8-cfd64ab719bc" xmlns:ns3="ce828bed-e8c4-4a7f-a09d-171a1a8c0f91" targetNamespace="http://schemas.microsoft.com/office/2006/metadata/properties" ma:root="true" ma:fieldsID="14bcf73a3d6aa3f9fc81be9db20c31a5" ns2:_="" ns3:_="">
     <xsd:import namespace="7ccc2a19-ede5-428c-aae8-cfd64ab719bc"/>
@@ -4362,15 +4662,16 @@
 </ct:contentTypeSchema>
 </file>
 
-<file path=customXml/itemProps1.xml><?xml version="1.0" encoding="utf-8"?>
-<ds:datastoreItem xmlns:ds="http://schemas.openxmlformats.org/officeDocument/2006/customXml" ds:itemID="{F6045593-654A-4C0C-BB18-D43E6B693483}">
-  <ds:schemaRefs>
-    <ds:schemaRef ds:uri="http://schemas.microsoft.com/sharepoint/v3/contenttype/forms"/>
-  </ds:schemaRefs>
-</ds:datastoreItem>
+<file path=customXml/item2.xml><?xml version="1.0" encoding="utf-8"?>
+<?mso-contentType ?>
+<FormTemplates xmlns="http://schemas.microsoft.com/sharepoint/v3/contenttype/forms">
+  <Display>DocumentLibraryForm</Display>
+  <Edit>DocumentLibraryForm</Edit>
+  <New>DocumentLibraryForm</New>
+</FormTemplates>
 </file>
 
-<file path=customXml/itemProps2.xml><?xml version="1.0" encoding="utf-8"?>
+<file path=customXml/itemProps1.xml><?xml version="1.0" encoding="utf-8"?>
 <ds:datastoreItem xmlns:ds="http://schemas.openxmlformats.org/officeDocument/2006/customXml" ds:itemID="{E062FD43-4809-4059-ADA4-F4D321A3CE02}">
   <ds:schemaRefs>
     <ds:schemaRef ds:uri="http://schemas.microsoft.com/office/2006/metadata/contentType"/>
@@ -4387,4 +4688,12 @@
     <ds:schemaRef ds:uri="http://schemas.microsoft.com/internal/obd"/>
   </ds:schemaRefs>
 </ds:datastoreItem>
+</file>
+
+<file path=customXml/itemProps2.xml><?xml version="1.0" encoding="utf-8"?>
+<ds:datastoreItem xmlns:ds="http://schemas.openxmlformats.org/officeDocument/2006/customXml" ds:itemID="{F6045593-654A-4C0C-BB18-D43E6B693483}">
+  <ds:schemaRefs>
+    <ds:schemaRef ds:uri="http://schemas.microsoft.com/sharepoint/v3/contenttype/forms"/>
+  </ds:schemaRefs>
+</ds:datastoreItem>
 </file>
--- a/template_simper.docx
+++ b/template_simper.docx
@@ -508,7 +508,7 @@
           <w:noProof/>
         </w:rPr>
         <w:drawing>
-          <wp:anchor distT="0" distB="0" distL="114300" distR="114300" simplePos="0" relativeHeight="251665920" behindDoc="0" locked="0" layoutInCell="1" allowOverlap="1" wp14:anchorId="00F858F6" wp14:editId="73FB468B">
+          <wp:anchor distT="0" distB="0" distL="114300" distR="114300" simplePos="0" relativeHeight="251665920" behindDoc="0" locked="0" layoutInCell="1" allowOverlap="1" wp14:anchorId="00F858F6" wp14:editId="74F2B07B">
             <wp:simplePos x="0" y="0"/>
             <wp:positionH relativeFrom="column">
               <wp:posOffset>118745</wp:posOffset>
@@ -846,27 +846,37 @@
         <mc:AlternateContent>
           <mc:Choice Requires="wps">
             <w:drawing>
-              <wp:anchor distT="0" distB="0" distL="114300" distR="114300" simplePos="0" relativeHeight="251668992" behindDoc="0" locked="0" layoutInCell="1" allowOverlap="1" wp14:anchorId="361B194C" wp14:editId="59FE0B5D">
+              <wp:anchor distT="0" distB="0" distL="114300" distR="114300" simplePos="0" relativeHeight="251653632" behindDoc="1" locked="0" layoutInCell="1" allowOverlap="1" wp14:anchorId="1AE29F63" wp14:editId="23865E2A">
                 <wp:simplePos x="0" y="0"/>
                 <wp:positionH relativeFrom="column">
-                  <wp:posOffset>838200</wp:posOffset>
+                  <wp:posOffset>800100</wp:posOffset>
                 </wp:positionH>
                 <wp:positionV relativeFrom="paragraph">
-                  <wp:posOffset>38100</wp:posOffset>
+                  <wp:posOffset>250190</wp:posOffset>
                 </wp:positionV>
-                <wp:extent cx="633413" cy="660400"/>
-                <wp:effectExtent l="0" t="0" r="0" b="6350"/>
-                <wp:wrapNone/>
-                <wp:docPr id="10" name="Text Box 10"/>
-                <wp:cNvGraphicFramePr/>
+                <wp:extent cx="1062990" cy="290195"/>
+                <wp:effectExtent l="0" t="1905" r="3810" b="3175"/>
+                <wp:wrapThrough wrapText="bothSides">
+                  <wp:wrapPolygon edited="0">
+                    <wp:start x="0" y="0"/>
+                    <wp:lineTo x="0" y="0"/>
+                    <wp:lineTo x="0" y="0"/>
+                  </wp:wrapPolygon>
+                </wp:wrapThrough>
+                <wp:docPr id="1397636094" name="Text Box 10"/>
+                <wp:cNvGraphicFramePr>
+                  <a:graphicFrameLocks xmlns:a="http://schemas.openxmlformats.org/drawingml/2006/main"/>
+                </wp:cNvGraphicFramePr>
                 <a:graphic xmlns:a="http://schemas.openxmlformats.org/drawingml/2006/main">
                   <a:graphicData uri="http://schemas.microsoft.com/office/word/2010/wordprocessingShape">
                     <wps:wsp>
-                      <wps:cNvSpPr txBox="1"/>
-                      <wps:spPr>
+                      <wps:cNvSpPr txBox="1">
+                        <a:spLocks noChangeArrowheads="1"/>
+                      </wps:cNvSpPr>
+                      <wps:spPr bwMode="auto">
                         <a:xfrm>
                           <a:off x="0" y="0"/>
-                          <a:ext cx="633413" cy="660400"/>
+                          <a:ext cx="1062990" cy="290195"/>
                         </a:xfrm>
                         <a:prstGeom prst="rect">
                           <a:avLst/>
@@ -875,132 +885,52 @@
                         <a:ln>
                           <a:noFill/>
                         </a:ln>
+                        <a:extLst>
+                          <a:ext uri="{909E8E84-426E-40DD-AFC4-6F175D3DCCD1}">
+                            <a14:hiddenFill xmlns:a14="http://schemas.microsoft.com/office/drawing/2010/main">
+                              <a:solidFill>
+                                <a:srgbClr val="FFFFFF"/>
+                              </a:solidFill>
+                            </a14:hiddenFill>
+                          </a:ext>
+                          <a:ext uri="{91240B29-F687-4F45-9708-019B960494DF}">
+                            <a14:hiddenLine xmlns:a14="http://schemas.microsoft.com/office/drawing/2010/main" w="9525">
+                              <a:solidFill>
+                                <a:srgbClr val="000000"/>
+                              </a:solidFill>
+                              <a:miter lim="800000"/>
+                              <a:headEnd/>
+                              <a:tailEnd/>
+                            </a14:hiddenLine>
+                          </a:ext>
+                        </a:extLst>
                       </wps:spPr>
                       <wps:txbx>
                         <w:txbxContent>
                           <w:p>
                             <w:pPr>
                               <w:rPr>
-                                <w:rFonts w:cstheme="minorHAnsi"/>
+                                <w:b/>
+                                <w:noProof/>
+                                <w:color w:val="002060"/>
+                                <w:sz w:val="96"/>
+                                <w:szCs w:val="96"/>
+                              </w:rPr>
+                            </w:pPr>
+                            <w:r>
+                              <w:rPr>
+                                <w:rFonts w:cs="Calibri"/>
                                 <w:b/>
                                 <w:bCs/>
                                 <w:noProof/>
                                 <w:color w:val="002060"/>
-                                <w:sz w:val="72"/>
-                                <w:szCs w:val="72"/>
-                                <w14:glow w14:rad="63500">
-                                  <w14:srgbClr w14:val="FFFF00">
-                                    <w14:alpha w14:val="60000"/>
-                                  </w14:srgbClr>
-                                </w14:glow>
-                                <w14:shadow w14:blurRad="38100" w14:dist="25400" w14:dir="5400000" w14:sx="100000" w14:sy="100000" w14:kx="0" w14:ky="0" w14:algn="ctr">
-                                  <w14:srgbClr w14:val="6E747A">
-                                    <w14:alpha w14:val="57000"/>
-                                  </w14:srgbClr>
-                                </w14:shadow>
-                                <w14:textOutline w14:w="9525" w14:cap="flat" w14:cmpd="sng" w14:algn="ctr">
-                                  <w14:solidFill>
-                                    <w14:srgbClr w14:val="FFFF00"/>
-                                  </w14:solidFill>
-                                  <w14:prstDash w14:val="solid"/>
-                                  <w14:round/>
-                                </w14:textOutline>
-                              </w:rPr>
-                            </w:pPr>
-                            <w:bookmarkStart w:id="0" w:name="_Hlk87604741"/>
-                            <w:r>
-                              <w:rPr>
-                                <w:rFonts w:cstheme="minorHAnsi"/>
-                                <w:b/>
-                                <w:bCs/>
-                                <w:noProof/>
-                                <w:color w:val="002060"/>
-                                <w:sz w:val="72"/>
-                                <w:szCs w:val="72"/>
-                                <w14:glow w14:rad="63500">
-                                  <w14:srgbClr w14:val="FFFF00">
-                                    <w14:alpha w14:val="60000"/>
-                                  </w14:srgbClr>
-                                </w14:glow>
-                                <w14:shadow w14:blurRad="38100" w14:dist="25400" w14:dir="5400000" w14:sx="100000" w14:sy="100000" w14:kx="0" w14:ky="0" w14:algn="ctr">
-                                  <w14:srgbClr w14:val="6E747A">
-                                    <w14:alpha w14:val="57000"/>
-                                  </w14:srgbClr>
-                                </w14:shadow>
-                                <w14:textOutline w14:w="9525" w14:cap="flat" w14:cmpd="sng" w14:algn="ctr">
-                                  <w14:solidFill>
-                                    <w14:srgbClr w14:val="FFFF00"/>
-                                  </w14:solidFill>
-                                  <w14:prstDash w14:val="solid"/>
-                                  <w14:round/>
-                                </w14:textOutline>
-                              </w:rPr>
-                              <w:t>{{KATEGORI}}</w:t>
+                              </w:rPr>
+                              <w:t>{{KATEGORI }}</w:t>
                             </w:r>
-                          </w:p>
-                          <w:bookmarkEnd w:id="0"/>
-                          <w:p>
-                            <w:pPr>
-                              <w:jc w:val="center"/>
-                              <w:rPr>
-                                <w:b/>
-                                <w:noProof/>
-                                <w:color w:val="002060"/>
-                                <w:sz w:val="56"/>
-                                <w:szCs w:val="56"/>
-                                <w14:glow w14:rad="228600">
-                                  <w14:schemeClr w14:val="accent4">
-                                    <w14:alpha w14:val="60000"/>
-                                    <w14:satMod w14:val="175000"/>
-                                  </w14:schemeClr>
-                                </w14:glow>
-                                <w14:shadow w14:blurRad="12700" w14:dist="38100" w14:dir="2700000" w14:sx="100000" w14:sy="100000" w14:kx="0" w14:ky="0" w14:algn="tl">
-                                  <w14:schemeClr w14:val="bg1">
-                                    <w14:lumMod w14:val="50000"/>
-                                  </w14:schemeClr>
-                                </w14:shadow>
-                                <w14:textOutline w14:w="9525" w14:cap="flat" w14:cmpd="sng" w14:algn="ctr">
-                                  <w14:noFill/>
-                                  <w14:prstDash w14:val="solid"/>
-                                  <w14:round/>
-                                </w14:textOutline>
-                              </w:rPr>
-                            </w:pPr>
-                          </w:p>
-                          <w:p>
-                            <w:pPr>
-                              <w:jc w:val="center"/>
-                              <w:rPr>
-                                <w:b/>
-                                <w:noProof/>
-                                <w:color w:val="002060"/>
-                                <w:sz w:val="56"/>
-                                <w:szCs w:val="56"/>
-                                <w14:glow w14:rad="228600">
-                                  <w14:schemeClr w14:val="accent4">
-                                    <w14:alpha w14:val="60000"/>
-                                    <w14:satMod w14:val="175000"/>
-                                  </w14:schemeClr>
-                                </w14:glow>
-                                <w14:shadow w14:blurRad="12700" w14:dist="38100" w14:dir="2700000" w14:sx="100000" w14:sy="100000" w14:kx="0" w14:ky="0" w14:algn="tl">
-                                  <w14:schemeClr w14:val="bg1">
-                                    <w14:lumMod w14:val="50000"/>
-                                  </w14:schemeClr>
-                                </w14:shadow>
-                                <w14:textOutline w14:w="9525" w14:cap="flat" w14:cmpd="sng" w14:algn="ctr">
-                                  <w14:noFill/>
-                                  <w14:prstDash w14:val="solid"/>
-                                  <w14:round/>
-                                </w14:textOutline>
-                              </w:rPr>
-                            </w:pPr>
                           </w:p>
                         </w:txbxContent>
                       </wps:txbx>
-                      <wps:bodyPr rot="0" spcFirstLastPara="0" vertOverflow="overflow" horzOverflow="overflow" vert="horz" wrap="square" lIns="91440" tIns="45720" rIns="91440" bIns="45720" numCol="1" spcCol="0" rtlCol="0" fromWordArt="0" anchor="t" anchorCtr="0" forceAA="0" compatLnSpc="1">
-                        <a:prstTxWarp prst="textNoShape">
-                          <a:avLst/>
-                        </a:prstTxWarp>
+                      <wps:bodyPr rot="0" vert="horz" wrap="square" lIns="91440" tIns="45720" rIns="91440" bIns="45720" anchor="t" anchorCtr="0" upright="1">
                         <a:noAutofit/>
                       </wps:bodyPr>
                     </wps:wsp>
@@ -1017,132 +947,53 @@
           </mc:Choice>
           <mc:Fallback>
             <w:pict>
-              <v:shapetype w14:anchorId="361B194C" id="_x0000_t202" coordsize="21600,21600" o:spt="202" path="m,l,21600r21600,l21600,xe">
-                <v:stroke joinstyle="miter"/>
-                <v:path gradientshapeok="t" o:connecttype="rect"/>
-              </v:shapetype>
-              <v:shape id="Text Box 10" o:spid="_x0000_s1030" type="#_x0000_t202" style="position:absolute;margin-left:66pt;margin-top:3pt;width:49.9pt;height:52pt;z-index:251668992;visibility:visible;mso-wrap-style:square;mso-width-percent:0;mso-height-percent:0;mso-wrap-distance-left:9pt;mso-wrap-distance-top:0;mso-wrap-distance-right:9pt;mso-wrap-distance-bottom:0;mso-position-horizontal:absolute;mso-position-horizontal-relative:text;mso-position-vertical:absolute;mso-position-vertical-relative:text;mso-width-percent:0;mso-height-percent:0;mso-width-relative:margin;mso-height-relative:margin;v-text-anchor:top" o:gfxdata="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" filled="f" stroked="f">
+              <v:shape w14:anchorId="1AE29F63" id="Text Box 10" o:spid="_x0000_s1030" type="#_x0000_t202" style="position:absolute;margin-left:63pt;margin-top:19.7pt;width:83.7pt;height:22.85pt;z-index:-251662848;visibility:visible;mso-wrap-style:square;mso-width-percent:0;mso-height-percent:0;mso-wrap-distance-left:9pt;mso-wrap-distance-top:0;mso-wrap-distance-right:9pt;mso-wrap-distance-bottom:0;mso-position-horizontal:absolute;mso-position-horizontal-relative:text;mso-position-vertical:absolute;mso-position-vertical-relative:text;mso-width-percent:0;mso-height-percent:0;mso-width-relative:margin;mso-height-relative:margin;v-text-anchor:top" o:gfxdata="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" filled="f" stroked="f">
                 <v:textbox>
                   <w:txbxContent>
                     <w:p>
                       <w:pPr>
                         <w:rPr>
-                          <w:rFonts w:cstheme="minorHAnsi"/>
+                          <w:b/>
+                          <w:noProof/>
+                          <w:color w:val="002060"/>
+                          <w:sz w:val="96"/>
+                          <w:szCs w:val="96"/>
+                        </w:rPr>
+                      </w:pPr>
+                      <w:r>
+                        <w:rPr>
+                          <w:rFonts w:cs="Calibri"/>
                           <w:b/>
                           <w:bCs/>
                           <w:noProof/>
                           <w:color w:val="002060"/>
-                          <w:sz w:val="72"/>
-                          <w:szCs w:val="72"/>
-                          <w14:glow w14:rad="63500">
-                            <w14:srgbClr w14:val="FFFF00">
-                              <w14:alpha w14:val="60000"/>
-                            </w14:srgbClr>
-                          </w14:glow>
-                          <w14:shadow w14:blurRad="38100" w14:dist="25400" w14:dir="5400000" w14:sx="100000" w14:sy="100000" w14:kx="0" w14:ky="0" w14:algn="ctr">
-                            <w14:srgbClr w14:val="6E747A">
-                              <w14:alpha w14:val="57000"/>
-                            </w14:srgbClr>
-                          </w14:shadow>
-                          <w14:textOutline w14:w="9525" w14:cap="flat" w14:cmpd="sng" w14:algn="ctr">
-                            <w14:solidFill>
-                              <w14:srgbClr w14:val="FFFF00"/>
-                            </w14:solidFill>
-                            <w14:prstDash w14:val="solid"/>
-                            <w14:round/>
-                          </w14:textOutline>
-                        </w:rPr>
-                      </w:pPr>
-                      <w:bookmarkStart w:id="1" w:name="_Hlk87604741"/>
+                        </w:rPr>
+                        <w:t>{{KATEGOR</w:t>
+                      </w:r>
                       <w:r>
                         <w:rPr>
-                          <w:rFonts w:cstheme="minorHAnsi"/>
+                          <w:rFonts w:cs="Calibri"/>
                           <w:b/>
                           <w:bCs/>
                           <w:noProof/>
                           <w:color w:val="002060"/>
-                          <w:sz w:val="72"/>
-                          <w:szCs w:val="72"/>
-                          <w14:glow w14:rad="63500">
-                            <w14:srgbClr w14:val="FFFF00">
-                              <w14:alpha w14:val="60000"/>
-                            </w14:srgbClr>
-                          </w14:glow>
-                          <w14:shadow w14:blurRad="38100" w14:dist="25400" w14:dir="5400000" w14:sx="100000" w14:sy="100000" w14:kx="0" w14:ky="0" w14:algn="ctr">
-                            <w14:srgbClr w14:val="6E747A">
-                              <w14:alpha w14:val="57000"/>
-                            </w14:srgbClr>
-                          </w14:shadow>
-                          <w14:textOutline w14:w="9525" w14:cap="flat" w14:cmpd="sng" w14:algn="ctr">
-                            <w14:solidFill>
-                              <w14:srgbClr w14:val="FFFF00"/>
-                            </w14:solidFill>
-                            <w14:prstDash w14:val="solid"/>
-                            <w14:round/>
-                          </w14:textOutline>
-                        </w:rPr>
-                        <w:t>{{KATEGORI}}</w:t>
+                        </w:rPr>
+                        <w:t xml:space="preserve">I </w:t>
                       </w:r>
-                    </w:p>
-                    <w:bookmarkEnd w:id="1"/>
-                    <w:p>
-                      <w:pPr>
-                        <w:jc w:val="center"/>
-                        <w:rPr>
+                      <w:r>
+                        <w:rPr>
+                          <w:rFonts w:cs="Calibri"/>
                           <w:b/>
+                          <w:bCs/>
                           <w:noProof/>
                           <w:color w:val="002060"/>
-                          <w:sz w:val="56"/>
-                          <w:szCs w:val="56"/>
-                          <w14:glow w14:rad="228600">
-                            <w14:schemeClr w14:val="accent4">
-                              <w14:alpha w14:val="60000"/>
-                              <w14:satMod w14:val="175000"/>
-                            </w14:schemeClr>
-                          </w14:glow>
-                          <w14:shadow w14:blurRad="12700" w14:dist="38100" w14:dir="2700000" w14:sx="100000" w14:sy="100000" w14:kx="0" w14:ky="0" w14:algn="tl">
-                            <w14:schemeClr w14:val="bg1">
-                              <w14:lumMod w14:val="50000"/>
-                            </w14:schemeClr>
-                          </w14:shadow>
-                          <w14:textOutline w14:w="9525" w14:cap="flat" w14:cmpd="sng" w14:algn="ctr">
-                            <w14:noFill/>
-                            <w14:prstDash w14:val="solid"/>
-                            <w14:round/>
-                          </w14:textOutline>
-                        </w:rPr>
-                      </w:pPr>
-                    </w:p>
-                    <w:p>
-                      <w:pPr>
-                        <w:jc w:val="center"/>
-                        <w:rPr>
-                          <w:b/>
-                          <w:noProof/>
-                          <w:color w:val="002060"/>
-                          <w:sz w:val="56"/>
-                          <w:szCs w:val="56"/>
-                          <w14:glow w14:rad="228600">
-                            <w14:schemeClr w14:val="accent4">
-                              <w14:alpha w14:val="60000"/>
-                              <w14:satMod w14:val="175000"/>
-                            </w14:schemeClr>
-                          </w14:glow>
-                          <w14:shadow w14:blurRad="12700" w14:dist="38100" w14:dir="2700000" w14:sx="100000" w14:sy="100000" w14:kx="0" w14:ky="0" w14:algn="tl">
-                            <w14:schemeClr w14:val="bg1">
-                              <w14:lumMod w14:val="50000"/>
-                            </w14:schemeClr>
-                          </w14:shadow>
-                          <w14:textOutline w14:w="9525" w14:cap="flat" w14:cmpd="sng" w14:algn="ctr">
-                            <w14:noFill/>
-                            <w14:prstDash w14:val="solid"/>
-                            <w14:round/>
-                          </w14:textOutline>
-                        </w:rPr>
-                      </w:pPr>
+                        </w:rPr>
+                        <w:t>}}</w:t>
+                      </w:r>
                     </w:p>
                   </w:txbxContent>
                 </v:textbox>
+                <w10:wrap type="through"/>
               </v:shape>
             </w:pict>
           </mc:Fallback>
@@ -1881,224 +1732,6 @@
         <mc:AlternateContent>
           <mc:Choice Requires="wps">
             <w:drawing>
-              <wp:anchor distT="0" distB="0" distL="114300" distR="114300" simplePos="0" relativeHeight="251653632" behindDoc="1" locked="0" layoutInCell="1" allowOverlap="1" wp14:anchorId="1AE29F63" wp14:editId="30615EDE">
-                <wp:simplePos x="0" y="0"/>
-                <wp:positionH relativeFrom="margin">
-                  <wp:align>center</wp:align>
-                </wp:positionH>
-                <wp:positionV relativeFrom="paragraph">
-                  <wp:posOffset>1092518</wp:posOffset>
-                </wp:positionV>
-                <wp:extent cx="1062990" cy="645795"/>
-                <wp:effectExtent l="0" t="0" r="0" b="1905"/>
-                <wp:wrapThrough wrapText="bothSides">
-                  <wp:wrapPolygon edited="0">
-                    <wp:start x="774" y="0"/>
-                    <wp:lineTo x="774" y="21027"/>
-                    <wp:lineTo x="20129" y="21027"/>
-                    <wp:lineTo x="20129" y="0"/>
-                    <wp:lineTo x="774" y="0"/>
-                  </wp:wrapPolygon>
-                </wp:wrapThrough>
-                <wp:docPr id="1397636094" name="Text Box 10"/>
-                <wp:cNvGraphicFramePr>
-                  <a:graphicFrameLocks xmlns:a="http://schemas.openxmlformats.org/drawingml/2006/main"/>
-                </wp:cNvGraphicFramePr>
-                <a:graphic xmlns:a="http://schemas.openxmlformats.org/drawingml/2006/main">
-                  <a:graphicData uri="http://schemas.microsoft.com/office/word/2010/wordprocessingShape">
-                    <wps:wsp>
-                      <wps:cNvSpPr txBox="1">
-                        <a:spLocks noChangeArrowheads="1"/>
-                      </wps:cNvSpPr>
-                      <wps:spPr bwMode="auto">
-                        <a:xfrm>
-                          <a:off x="0" y="0"/>
-                          <a:ext cx="1062990" cy="645795"/>
-                        </a:xfrm>
-                        <a:prstGeom prst="rect">
-                          <a:avLst/>
-                        </a:prstGeom>
-                        <a:noFill/>
-                        <a:ln>
-                          <a:noFill/>
-                        </a:ln>
-                        <a:extLst>
-                          <a:ext uri="{909E8E84-426E-40DD-AFC4-6F175D3DCCD1}">
-                            <a14:hiddenFill xmlns:a14="http://schemas.microsoft.com/office/drawing/2010/main">
-                              <a:solidFill>
-                                <a:srgbClr val="FFFFFF"/>
-                              </a:solidFill>
-                            </a14:hiddenFill>
-                          </a:ext>
-                          <a:ext uri="{91240B29-F687-4F45-9708-019B960494DF}">
-                            <a14:hiddenLine xmlns:a14="http://schemas.microsoft.com/office/drawing/2010/main" w="9525">
-                              <a:solidFill>
-                                <a:srgbClr val="000000"/>
-                              </a:solidFill>
-                              <a:miter lim="800000"/>
-                              <a:headEnd/>
-                              <a:tailEnd/>
-                            </a14:hiddenLine>
-                          </a:ext>
-                        </a:extLst>
-                      </wps:spPr>
-                      <wps:txbx>
-                        <w:txbxContent>
-                          <w:p>
-                            <w:pPr>
-                              <w:rPr>
-                                <w:rFonts w:cstheme="minorHAnsi"/>
-                                <w:b/>
-                                <w:bCs/>
-                                <w:noProof/>
-                                <w:color w:val="002060"/>
-                                <w:sz w:val="48"/>
-                                <w:szCs w:val="48"/>
-                                <w14:glow w14:rad="63500">
-                                  <w14:srgbClr w14:val="FFFF00">
-                                    <w14:alpha w14:val="60000"/>
-                                  </w14:srgbClr>
-                                </w14:glow>
-                                <w14:shadow w14:blurRad="38100" w14:dist="25400" w14:dir="5400000" w14:sx="100000" w14:sy="100000" w14:kx="0" w14:ky="0" w14:algn="ctr">
-                                  <w14:srgbClr w14:val="6E747A">
-                                    <w14:alpha w14:val="57000"/>
-                                  </w14:srgbClr>
-                                </w14:shadow>
-                                <w14:textOutline w14:w="9525" w14:cap="flat" w14:cmpd="sng" w14:algn="ctr">
-                                  <w14:solidFill>
-                                    <w14:srgbClr w14:val="FFFF00"/>
-                                  </w14:solidFill>
-                                  <w14:prstDash w14:val="solid"/>
-                                  <w14:round/>
-                                </w14:textOutline>
-                              </w:rPr>
-                            </w:pPr>
-                            <w:r>
-                              <w:rPr>
-                                <w:rFonts w:cstheme="minorHAnsi"/>
-                                <w:b/>
-                                <w:bCs/>
-                                <w:noProof/>
-                                <w:color w:val="002060"/>
-                                <w:sz w:val="48"/>
-                                <w:szCs w:val="48"/>
-                                <w14:glow w14:rad="63500">
-                                  <w14:srgbClr w14:val="FFFF00">
-                                    <w14:alpha w14:val="60000"/>
-                                  </w14:srgbClr>
-                                </w14:glow>
-                                <w14:shadow w14:blurRad="38100" w14:dist="25400" w14:dir="5400000" w14:sx="100000" w14:sy="100000" w14:kx="0" w14:ky="0" w14:algn="ctr">
-                                  <w14:srgbClr w14:val="6E747A">
-                                    <w14:alpha w14:val="57000"/>
-                                  </w14:srgbClr>
-                                </w14:shadow>
-                                <w14:textOutline w14:w="9525" w14:cap="flat" w14:cmpd="sng" w14:algn="ctr">
-                                  <w14:solidFill>
-                                    <w14:srgbClr w14:val="FFFF00"/>
-                                  </w14:solidFill>
-                                  <w14:prstDash w14:val="solid"/>
-                                  <w14:round/>
-                                </w14:textOutline>
-                              </w:rPr>
-                              <w:t>{{KATEGORI}}</w:t>
-                            </w:r>
-                          </w:p>
-                        </w:txbxContent>
-                      </wps:txbx>
-                      <wps:bodyPr rot="0" vert="horz" wrap="square" lIns="91440" tIns="45720" rIns="91440" bIns="45720" anchor="t" anchorCtr="0" upright="1">
-                        <a:noAutofit/>
-                      </wps:bodyPr>
-                    </wps:wsp>
-                  </a:graphicData>
-                </a:graphic>
-                <wp14:sizeRelH relativeFrom="margin">
-                  <wp14:pctWidth>0</wp14:pctWidth>
-                </wp14:sizeRelH>
-                <wp14:sizeRelV relativeFrom="margin">
-                  <wp14:pctHeight>0</wp14:pctHeight>
-                </wp14:sizeRelV>
-              </wp:anchor>
-            </w:drawing>
-          </mc:Choice>
-          <mc:Fallback>
-            <w:pict>
-              <v:shape w14:anchorId="1AE29F63" id="_x0000_s1043" type="#_x0000_t202" style="position:absolute;margin-left:0;margin-top:86.05pt;width:83.7pt;height:50.85pt;z-index:-251662848;visibility:visible;mso-wrap-style:square;mso-width-percent:0;mso-height-percent:0;mso-wrap-distance-left:9pt;mso-wrap-distance-top:0;mso-wrap-distance-right:9pt;mso-wrap-distance-bottom:0;mso-position-horizontal:center;mso-position-horizontal-relative:margin;mso-position-vertical:absolute;mso-position-vertical-relative:text;mso-width-percent:0;mso-height-percent:0;mso-width-relative:margin;mso-height-relative:margin;v-text-anchor:top" o:gfxdata="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" filled="f" stroked="f">
-                <v:textbox>
-                  <w:txbxContent>
-                    <w:p>
-                      <w:pPr>
-                        <w:rPr>
-                          <w:rFonts w:cstheme="minorHAnsi"/>
-                          <w:b/>
-                          <w:bCs/>
-                          <w:noProof/>
-                          <w:color w:val="002060"/>
-                          <w:sz w:val="48"/>
-                          <w:szCs w:val="48"/>
-                          <w14:glow w14:rad="63500">
-                            <w14:srgbClr w14:val="FFFF00">
-                              <w14:alpha w14:val="60000"/>
-                            </w14:srgbClr>
-                          </w14:glow>
-                          <w14:shadow w14:blurRad="38100" w14:dist="25400" w14:dir="5400000" w14:sx="100000" w14:sy="100000" w14:kx="0" w14:ky="0" w14:algn="ctr">
-                            <w14:srgbClr w14:val="6E747A">
-                              <w14:alpha w14:val="57000"/>
-                            </w14:srgbClr>
-                          </w14:shadow>
-                          <w14:textOutline w14:w="9525" w14:cap="flat" w14:cmpd="sng" w14:algn="ctr">
-                            <w14:solidFill>
-                              <w14:srgbClr w14:val="FFFF00"/>
-                            </w14:solidFill>
-                            <w14:prstDash w14:val="solid"/>
-                            <w14:round/>
-                          </w14:textOutline>
-                        </w:rPr>
-                      </w:pPr>
-                      <w:r>
-                        <w:rPr>
-                          <w:rFonts w:cstheme="minorHAnsi"/>
-                          <w:b/>
-                          <w:bCs/>
-                          <w:noProof/>
-                          <w:color w:val="002060"/>
-                          <w:sz w:val="48"/>
-                          <w:szCs w:val="48"/>
-                          <w14:glow w14:rad="63500">
-                            <w14:srgbClr w14:val="FFFF00">
-                              <w14:alpha w14:val="60000"/>
-                            </w14:srgbClr>
-                          </w14:glow>
-                          <w14:shadow w14:blurRad="38100" w14:dist="25400" w14:dir="5400000" w14:sx="100000" w14:sy="100000" w14:kx="0" w14:ky="0" w14:algn="ctr">
-                            <w14:srgbClr w14:val="6E747A">
-                              <w14:alpha w14:val="57000"/>
-                            </w14:srgbClr>
-                          </w14:shadow>
-                          <w14:textOutline w14:w="9525" w14:cap="flat" w14:cmpd="sng" w14:algn="ctr">
-                            <w14:solidFill>
-                              <w14:srgbClr w14:val="FFFF00"/>
-                            </w14:solidFill>
-                            <w14:prstDash w14:val="solid"/>
-                            <w14:round/>
-                          </w14:textOutline>
-                        </w:rPr>
-                        <w:t>{{KATEGORI}}</w:t>
-                      </w:r>
-                    </w:p>
-                  </w:txbxContent>
-                </v:textbox>
-                <w10:wrap type="through" anchorx="margin"/>
-              </v:shape>
-            </w:pict>
-          </mc:Fallback>
-        </mc:AlternateContent>
-      </w:r>
-      <w:r>
-        <w:rPr>
-          <w:noProof/>
-        </w:rPr>
-        <mc:AlternateContent>
-          <mc:Choice Requires="wps">
-            <w:drawing>
               <wp:anchor distT="0" distB="0" distL="114300" distR="114300" simplePos="0" relativeHeight="251663872" behindDoc="0" locked="0" layoutInCell="1" allowOverlap="1" wp14:anchorId="17821BA8" wp14:editId="6A1617CC">
                 <wp:simplePos x="0" y="0"/>
                 <wp:positionH relativeFrom="column">
@@ -2802,13 +2435,82 @@
                                 <w:szCs w:val="20"/>
                               </w:rPr>
                             </w:pPr>
+                            <w:r>
+                              <w:rPr>
+                                <w:sz w:val="20"/>
+                                <w:szCs w:val="20"/>
+                              </w:rPr>
+                              <w:t>DETAILS</w:t>
+                            </w:r>
                           </w:p>
                           <w:p>
                             <w:pPr>
                               <w:spacing w:after="0"/>
                               <w:rPr>
-                                <w:sz w:val="8"/>
-                                <w:szCs w:val="8"/>
+                                <w:sz w:val="20"/>
+                                <w:szCs w:val="20"/>
+                              </w:rPr>
+                            </w:pPr>
+                            <w:r>
+                              <w:rPr>
+                                <w:sz w:val="20"/>
+                                <w:szCs w:val="20"/>
+                              </w:rPr>
+                              <w:t>{{JENIS_SIM}}</w:t>
+                            </w:r>
+                            <w:r>
+                              <w:rPr>
+                                <w:sz w:val="20"/>
+                                <w:szCs w:val="20"/>
+                              </w:rPr>
+                              <w:t xml:space="preserve"> - </w:t>
+                            </w:r>
+                            <w:r>
+                              <w:rPr>
+                                <w:sz w:val="20"/>
+                                <w:szCs w:val="20"/>
+                              </w:rPr>
+                              <w:t>{{NO_SIM}}</w:t>
+                            </w:r>
+                          </w:p>
+                          <w:p>
+                            <w:pPr>
+                              <w:spacing w:after="0"/>
+                              <w:rPr>
+                                <w:sz w:val="20"/>
+                                <w:szCs w:val="20"/>
+                              </w:rPr>
+                            </w:pPr>
+                            <w:r>
+                              <w:rPr>
+                                <w:sz w:val="20"/>
+                                <w:szCs w:val="20"/>
+                              </w:rPr>
+                              <w:t>{{SIM_EXPIRY}}</w:t>
+                            </w:r>
+                          </w:p>
+                          <w:p>
+                            <w:pPr>
+                              <w:spacing w:after="0"/>
+                              <w:rPr>
+                                <w:sz w:val="20"/>
+                                <w:szCs w:val="20"/>
+                              </w:rPr>
+                            </w:pPr>
+                            <w:r>
+                              <w:rPr>
+                                <w:sz w:val="20"/>
+                                <w:szCs w:val="20"/>
+                              </w:rPr>
+                              <w:t>{{SIM_DITERBITKAN}}</w:t>
+                            </w:r>
+                          </w:p>
+                          <w:p>
+                            <w:pPr>
+                              <w:spacing w:after="0"/>
+                              <w:rPr>
+                                <w:sz w:val="20"/>
+                                <w:szCs w:val="20"/>
                               </w:rPr>
                             </w:pPr>
                           </w:p>
@@ -2816,13 +2518,22 @@
                             <w:pPr>
                               <w:spacing w:after="0"/>
                               <w:rPr>
-                                <w:sz w:val="18"/>
+                                <w:sz w:val="8"/>
+                                <w:szCs w:val="8"/>
+                              </w:rPr>
+                            </w:pPr>
+                          </w:p>
+                          <w:p>
+                            <w:pPr>
+                              <w:spacing w:after="0"/>
+                              <w:rPr>
+                                <w:sz w:val="20"/>
                                 <w:szCs w:val="20"/>
                               </w:rPr>
                             </w:pPr>
                             <w:r>
                               <w:rPr>
-                                <w:sz w:val="18"/>
+                                <w:sz w:val="20"/>
                                 <w:szCs w:val="20"/>
                               </w:rPr>
                               <w:t>EQUIPMENT TYPE</w:t>
@@ -2832,15 +2543,15 @@
                             <w:pPr>
                               <w:spacing w:after="0"/>
                               <w:rPr>
-                                <w:sz w:val="20"/>
-                                <w:szCs w:val="20"/>
+                                <w:sz w:val="16"/>
+                                <w:szCs w:val="16"/>
                                 <w:lang w:val="en-ID"/>
                               </w:rPr>
                             </w:pPr>
                             <w:r>
                               <w:rPr>
-                                <w:sz w:val="20"/>
-                                <w:szCs w:val="20"/>
+                                <w:sz w:val="16"/>
+                                <w:szCs w:val="16"/>
                                 <w:lang w:val="en-ID"/>
                               </w:rPr>
                               <w:t xml:space="preserve">{{VEHICLE_LIST}}  </w:t>
@@ -2882,7 +2593,11 @@
           </mc:Choice>
           <mc:Fallback>
             <w:pict>
-              <v:shape w14:anchorId="07D9DEA3" id="Text Box 5" o:spid="_x0000_s1046" type="#_x0000_t202" style="position:absolute;margin-left:5.35pt;margin-top:8.05pt;width:139.95pt;height:144.5pt;z-index:251657728;visibility:visible;mso-wrap-style:square;mso-width-percent:0;mso-height-percent:0;mso-wrap-distance-left:9pt;mso-wrap-distance-top:0;mso-wrap-distance-right:9pt;mso-wrap-distance-bottom:0;mso-position-horizontal:absolute;mso-position-horizontal-relative:text;mso-position-vertical:absolute;mso-position-vertical-relative:text;mso-width-percent:0;mso-height-percent:0;mso-width-relative:margin;mso-height-relative:margin;v-text-anchor:top" o:gfxdata="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">
+              <v:shapetype w14:anchorId="07D9DEA3" id="_x0000_t202" coordsize="21600,21600" o:spt="202" path="m,l,21600r21600,l21600,xe">
+                <v:stroke joinstyle="miter"/>
+                <v:path gradientshapeok="t" o:connecttype="rect"/>
+              </v:shapetype>
+              <v:shape id="Text Box 5" o:spid="_x0000_s1046" type="#_x0000_t202" style="position:absolute;margin-left:5.35pt;margin-top:8.05pt;width:139.95pt;height:144.5pt;z-index:251657728;visibility:visible;mso-wrap-style:square;mso-width-percent:0;mso-height-percent:0;mso-wrap-distance-left:9pt;mso-wrap-distance-top:0;mso-wrap-distance-right:9pt;mso-wrap-distance-bottom:0;mso-position-horizontal:absolute;mso-position-horizontal-relative:text;mso-position-vertical:absolute;mso-position-vertical-relative:text;mso-width-percent:0;mso-height-percent:0;mso-width-relative:margin;mso-height-relative:margin;v-text-anchor:top" o:gfxdata="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">
                 <v:textbox>
                   <w:txbxContent>
                     <w:p>
@@ -2916,13 +2631,82 @@
                           <w:szCs w:val="20"/>
                         </w:rPr>
                       </w:pPr>
+                      <w:r>
+                        <w:rPr>
+                          <w:sz w:val="20"/>
+                          <w:szCs w:val="20"/>
+                        </w:rPr>
+                        <w:t>DETAILS</w:t>
+                      </w:r>
                     </w:p>
                     <w:p>
                       <w:pPr>
                         <w:spacing w:after="0"/>
                         <w:rPr>
-                          <w:sz w:val="8"/>
-                          <w:szCs w:val="8"/>
+                          <w:sz w:val="20"/>
+                          <w:szCs w:val="20"/>
+                        </w:rPr>
+                      </w:pPr>
+                      <w:r>
+                        <w:rPr>
+                          <w:sz w:val="20"/>
+                          <w:szCs w:val="20"/>
+                        </w:rPr>
+                        <w:t>{{JENIS_SIM}}</w:t>
+                      </w:r>
+                      <w:r>
+                        <w:rPr>
+                          <w:sz w:val="20"/>
+                          <w:szCs w:val="20"/>
+                        </w:rPr>
+                        <w:t xml:space="preserve"> - </w:t>
+                      </w:r>
+                      <w:r>
+                        <w:rPr>
+                          <w:sz w:val="20"/>
+                          <w:szCs w:val="20"/>
+                        </w:rPr>
+                        <w:t>{{NO_SIM}}</w:t>
+                      </w:r>
+                    </w:p>
+                    <w:p>
+                      <w:pPr>
+                        <w:spacing w:after="0"/>
+                        <w:rPr>
+                          <w:sz w:val="20"/>
+                          <w:szCs w:val="20"/>
+                        </w:rPr>
+                      </w:pPr>
+                      <w:r>
+                        <w:rPr>
+                          <w:sz w:val="20"/>
+                          <w:szCs w:val="20"/>
+                        </w:rPr>
+                        <w:t>{{SIM_EXPIRY}}</w:t>
+                      </w:r>
+                    </w:p>
+                    <w:p>
+                      <w:pPr>
+                        <w:spacing w:after="0"/>
+                        <w:rPr>
+                          <w:sz w:val="20"/>
+                          <w:szCs w:val="20"/>
+                        </w:rPr>
+                      </w:pPr>
+                      <w:r>
+                        <w:rPr>
+                          <w:sz w:val="20"/>
+                          <w:szCs w:val="20"/>
+                        </w:rPr>
+                        <w:t>{{SIM_DITERBITKAN}}</w:t>
+                      </w:r>
+                    </w:p>
+                    <w:p>
+                      <w:pPr>
+                        <w:spacing w:after="0"/>
+                        <w:rPr>
+                          <w:sz w:val="20"/>
+                          <w:szCs w:val="20"/>
                         </w:rPr>
                       </w:pPr>
                     </w:p>
@@ -2930,13 +2714,22 @@
                       <w:pPr>
                         <w:spacing w:after="0"/>
                         <w:rPr>
-                          <w:sz w:val="18"/>
+                          <w:sz w:val="8"/>
+                          <w:szCs w:val="8"/>
+                        </w:rPr>
+                      </w:pPr>
+                    </w:p>
+                    <w:p>
+                      <w:pPr>
+                        <w:spacing w:after="0"/>
+                        <w:rPr>
+                          <w:sz w:val="20"/>
                           <w:szCs w:val="20"/>
                         </w:rPr>
                       </w:pPr>
                       <w:r>
                         <w:rPr>
-                          <w:sz w:val="18"/>
+                          <w:sz w:val="20"/>
                           <w:szCs w:val="20"/>
                         </w:rPr>
                         <w:t>EQUIPMENT TYPE</w:t>
@@ -2946,15 +2739,15 @@
                       <w:pPr>
                         <w:spacing w:after="0"/>
                         <w:rPr>
-                          <w:sz w:val="20"/>
-                          <w:szCs w:val="20"/>
+                          <w:sz w:val="16"/>
+                          <w:szCs w:val="16"/>
                           <w:lang w:val="en-ID"/>
                         </w:rPr>
                       </w:pPr>
                       <w:r>
                         <w:rPr>
-                          <w:sz w:val="20"/>
-                          <w:szCs w:val="20"/>
+                          <w:sz w:val="16"/>
+                          <w:szCs w:val="16"/>
                           <w:lang w:val="en-ID"/>
                         </w:rPr>
                         <w:t xml:space="preserve">{{VEHICLE_LIST}}  </w:t>
@@ -3972,7 +3765,6 @@
   <w:style w:type="character" w:default="1" w:styleId="DefaultParagraphFont">
     <w:name w:val="Default Paragraph Font"/>
     <w:uiPriority w:val="1"/>
-    <w:semiHidden/>
     <w:unhideWhenUsed/>
   </w:style>
   <w:style w:type="table" w:default="1" w:styleId="TableNormal">
@@ -4363,6 +4155,15 @@
 </file>
 
 <file path=customXml/item1.xml><?xml version="1.0" encoding="utf-8"?>
+<?mso-contentType ?>
+<FormTemplates xmlns="http://schemas.microsoft.com/sharepoint/v3/contenttype/forms">
+  <Display>DocumentLibraryForm</Display>
+  <Edit>DocumentLibraryForm</Edit>
+  <New>DocumentLibraryForm</New>
+</FormTemplates>
+</file>
+
+<file path=customXml/item2.xml><?xml version="1.0" encoding="utf-8"?>
 <ct:contentTypeSchema xmlns:ct="http://schemas.microsoft.com/office/2006/metadata/contentType" xmlns:ma="http://schemas.microsoft.com/office/2006/metadata/properties/metaAttributes" ct:_="" ma:_="" ma:contentTypeName="Document" ma:contentTypeID="0x0101000EE724EB3C617E419BE6B826A8F5FAC3" ma:contentTypeVersion="20" ma:contentTypeDescription="Create a new document." ma:contentTypeScope="" ma:versionID="9ab4522b8923167a10c5776316e67c87">
   <xsd:schema xmlns:xsd="http://www.w3.org/2001/XMLSchema" xmlns:xs="http://www.w3.org/2001/XMLSchema" xmlns:p="http://schemas.microsoft.com/office/2006/metadata/properties" xmlns:ns2="7ccc2a19-ede5-428c-aae8-cfd64ab719bc" xmlns:ns3="ce828bed-e8c4-4a7f-a09d-171a1a8c0f91" targetNamespace="http://schemas.microsoft.com/office/2006/metadata/properties" ma:root="true" ma:fieldsID="14bcf73a3d6aa3f9fc81be9db20c31a5" ns2:_="" ns3:_="">
     <xsd:import namespace="7ccc2a19-ede5-428c-aae8-cfd64ab719bc"/>
@@ -4662,16 +4463,15 @@
 </ct:contentTypeSchema>
 </file>
 
-<file path=customXml/item2.xml><?xml version="1.0" encoding="utf-8"?>
-<?mso-contentType ?>
-<FormTemplates xmlns="http://schemas.microsoft.com/sharepoint/v3/contenttype/forms">
-  <Display>DocumentLibraryForm</Display>
-  <Edit>DocumentLibraryForm</Edit>
-  <New>DocumentLibraryForm</New>
-</FormTemplates>
+<file path=customXml/itemProps1.xml><?xml version="1.0" encoding="utf-8"?>
+<ds:datastoreItem xmlns:ds="http://schemas.openxmlformats.org/officeDocument/2006/customXml" ds:itemID="{F6045593-654A-4C0C-BB18-D43E6B693483}">
+  <ds:schemaRefs>
+    <ds:schemaRef ds:uri="http://schemas.microsoft.com/sharepoint/v3/contenttype/forms"/>
+  </ds:schemaRefs>
+</ds:datastoreItem>
 </file>
 
-<file path=customXml/itemProps1.xml><?xml version="1.0" encoding="utf-8"?>
+<file path=customXml/itemProps2.xml><?xml version="1.0" encoding="utf-8"?>
 <ds:datastoreItem xmlns:ds="http://schemas.openxmlformats.org/officeDocument/2006/customXml" ds:itemID="{E062FD43-4809-4059-ADA4-F4D321A3CE02}">
   <ds:schemaRefs>
     <ds:schemaRef ds:uri="http://schemas.microsoft.com/office/2006/metadata/contentType"/>
@@ -4688,12 +4488,4 @@
     <ds:schemaRef ds:uri="http://schemas.microsoft.com/internal/obd"/>
   </ds:schemaRefs>
 </ds:datastoreItem>
-</file>
-
-<file path=customXml/itemProps2.xml><?xml version="1.0" encoding="utf-8"?>
-<ds:datastoreItem xmlns:ds="http://schemas.openxmlformats.org/officeDocument/2006/customXml" ds:itemID="{F6045593-654A-4C0C-BB18-D43E6B693483}">
-  <ds:schemaRefs>
-    <ds:schemaRef ds:uri="http://schemas.microsoft.com/sharepoint/v3/contenttype/forms"/>
-  </ds:schemaRefs>
-</ds:datastoreItem>
 </file>
--- a/template_simper.docx
+++ b/template_simper.docx
@@ -919,13 +919,32 @@
                             </w:pPr>
                             <w:r>
                               <w:rPr>
-                                <w:rFonts w:cs="Calibri"/>
+                                <w:rFonts w:cstheme="minorHAnsi"/>
                                 <w:b/>
                                 <w:bCs/>
                                 <w:noProof/>
                                 <w:color w:val="002060"/>
-                              </w:rPr>
-                              <w:t>{{KATEGORI }}</w:t>
+                                <w:sz w:val="72"/>
+                                <w:szCs w:val="72"/>
+                                <w14:glow w14:rad="63500">
+                                  <w14:srgbClr w14:val="FFFF00">
+                                    <w14:alpha w14:val="60000"/>
+                                  </w14:srgbClr>
+                                </w14:glow>
+                                <w14:shadow w14:blurRad="38100" w14:dist="25400" w14:dir="5400000" w14:sx="100000" w14:sy="100000" w14:kx="0" w14:ky="0" w14:algn="ctr">
+                                  <w14:srgbClr w14:val="6E747A">
+                                    <w14:alpha w14:val="57000"/>
+                                  </w14:srgbClr>
+                                </w14:shadow>
+                                <w14:textOutline w14:w="9525" w14:cap="flat" w14:cmpd="sng" w14:algn="ctr">
+                                  <w14:solidFill>
+                                    <w14:srgbClr w14:val="FFFF00"/>
+                                  </w14:solidFill>
+                                  <w14:prstDash w14:val="solid"/>
+                                  <w14:round/>
+                                </w14:textOutline>
+                              </w:rPr>
+                              <w:t>{{</w:t>
                             </w:r>
                           </w:p>
                         </w:txbxContent>
@@ -947,7 +966,11 @@
           </mc:Choice>
           <mc:Fallback>
             <w:pict>
-              <v:shape w14:anchorId="1AE29F63" id="Text Box 10" o:spid="_x0000_s1030" type="#_x0000_t202" style="position:absolute;margin-left:63pt;margin-top:19.7pt;width:83.7pt;height:22.85pt;z-index:-251662848;visibility:visible;mso-wrap-style:square;mso-width-percent:0;mso-height-percent:0;mso-wrap-distance-left:9pt;mso-wrap-distance-top:0;mso-wrap-distance-right:9pt;mso-wrap-distance-bottom:0;mso-position-horizontal:absolute;mso-position-horizontal-relative:text;mso-position-vertical:absolute;mso-position-vertical-relative:text;mso-width-percent:0;mso-height-percent:0;mso-width-relative:margin;mso-height-relative:margin;v-text-anchor:top" o:gfxdata="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" filled="f" stroked="f">
+              <v:shapetype w14:anchorId="1AE29F63" id="_x0000_t202" coordsize="21600,21600" o:spt="202" path="m,l,21600r21600,l21600,xe">
+                <v:stroke joinstyle="miter"/>
+                <v:path gradientshapeok="t" o:connecttype="rect"/>
+              </v:shapetype>
+              <v:shape id="Text Box 10" o:spid="_x0000_s1030" type="#_x0000_t202" style="position:absolute;margin-left:63pt;margin-top:19.7pt;width:83.7pt;height:22.85pt;z-index:-251662848;visibility:visible;mso-wrap-style:square;mso-width-percent:0;mso-height-percent:0;mso-wrap-distance-left:9pt;mso-wrap-distance-top:0;mso-wrap-distance-right:9pt;mso-wrap-distance-bottom:0;mso-position-horizontal:absolute;mso-position-horizontal-relative:text;mso-position-vertical:absolute;mso-position-vertical-relative:text;mso-width-percent:0;mso-height-percent:0;mso-width-relative:margin;mso-height-relative:margin;v-text-anchor:top" o:gfxdata="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" filled="f" stroked="f">
                 <v:textbox>
                   <w:txbxContent>
                     <w:p>
@@ -962,33 +985,32 @@
                       </w:pPr>
                       <w:r>
                         <w:rPr>
-                          <w:rFonts w:cs="Calibri"/>
+                          <w:rFonts w:cstheme="minorHAnsi"/>
                           <w:b/>
                           <w:bCs/>
                           <w:noProof/>
                           <w:color w:val="002060"/>
-                        </w:rPr>
-                        <w:t>{{KATEGOR</w:t>
-                      </w:r>
-                      <w:r>
-                        <w:rPr>
-                          <w:rFonts w:cs="Calibri"/>
-                          <w:b/>
-                          <w:bCs/>
-                          <w:noProof/>
-                          <w:color w:val="002060"/>
-                        </w:rPr>
-                        <w:t xml:space="preserve">I </w:t>
-                      </w:r>
-                      <w:r>
-                        <w:rPr>
-                          <w:rFonts w:cs="Calibri"/>
-                          <w:b/>
-                          <w:bCs/>
-                          <w:noProof/>
-                          <w:color w:val="002060"/>
-                        </w:rPr>
-                        <w:t>}}</w:t>
+                          <w:sz w:val="72"/>
+                          <w:szCs w:val="72"/>
+                          <w14:glow w14:rad="63500">
+                            <w14:srgbClr w14:val="FFFF00">
+                              <w14:alpha w14:val="60000"/>
+                            </w14:srgbClr>
+                          </w14:glow>
+                          <w14:shadow w14:blurRad="38100" w14:dist="25400" w14:dir="5400000" w14:sx="100000" w14:sy="100000" w14:kx="0" w14:ky="0" w14:algn="ctr">
+                            <w14:srgbClr w14:val="6E747A">
+                              <w14:alpha w14:val="57000"/>
+                            </w14:srgbClr>
+                          </w14:shadow>
+                          <w14:textOutline w14:w="9525" w14:cap="flat" w14:cmpd="sng" w14:algn="ctr">
+                            <w14:solidFill>
+                              <w14:srgbClr w14:val="FFFF00"/>
+                            </w14:solidFill>
+                            <w14:prstDash w14:val="solid"/>
+                            <w14:round/>
+                          </w14:textOutline>
+                        </w:rPr>
+                        <w:t>{{</w:t>
                       </w:r>
                     </w:p>
                   </w:txbxContent>
@@ -2486,6 +2508,13 @@
                                 <w:sz w:val="20"/>
                                 <w:szCs w:val="20"/>
                               </w:rPr>
+                              <w:t xml:space="preserve">EXPIRED: </w:t>
+                            </w:r>
+                            <w:r>
+                              <w:rPr>
+                                <w:sz w:val="20"/>
+                                <w:szCs w:val="20"/>
+                              </w:rPr>
                               <w:t>{{SIM_EXPIRY}}</w:t>
                             </w:r>
                           </w:p>
@@ -2497,6 +2526,13 @@
                                 <w:szCs w:val="20"/>
                               </w:rPr>
                             </w:pPr>
+                            <w:r>
+                              <w:rPr>
+                                <w:sz w:val="20"/>
+                                <w:szCs w:val="20"/>
+                              </w:rPr>
+                              <w:t xml:space="preserve">ISSUED AT: </w:t>
+                            </w:r>
                             <w:r>
                               <w:rPr>
                                 <w:sz w:val="20"/>
@@ -2593,11 +2629,7 @@
           </mc:Choice>
           <mc:Fallback>
             <w:pict>
-              <v:shapetype w14:anchorId="07D9DEA3" id="_x0000_t202" coordsize="21600,21600" o:spt="202" path="m,l,21600r21600,l21600,xe">
-                <v:stroke joinstyle="miter"/>
-                <v:path gradientshapeok="t" o:connecttype="rect"/>
-              </v:shapetype>
-              <v:shape id="Text Box 5" o:spid="_x0000_s1046" type="#_x0000_t202" style="position:absolute;margin-left:5.35pt;margin-top:8.05pt;width:139.95pt;height:144.5pt;z-index:251657728;visibility:visible;mso-wrap-style:square;mso-width-percent:0;mso-height-percent:0;mso-wrap-distance-left:9pt;mso-wrap-distance-top:0;mso-wrap-distance-right:9pt;mso-wrap-distance-bottom:0;mso-position-horizontal:absolute;mso-position-horizontal-relative:text;mso-position-vertical:absolute;mso-position-vertical-relative:text;mso-width-percent:0;mso-height-percent:0;mso-width-relative:margin;mso-height-relative:margin;v-text-anchor:top" o:gfxdata="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">
+              <v:shape w14:anchorId="07D9DEA3" id="Text Box 5" o:spid="_x0000_s1046" type="#_x0000_t202" style="position:absolute;margin-left:5.35pt;margin-top:8.05pt;width:139.95pt;height:144.5pt;z-index:251657728;visibility:visible;mso-wrap-style:square;mso-width-percent:0;mso-height-percent:0;mso-wrap-distance-left:9pt;mso-wrap-distance-top:0;mso-wrap-distance-right:9pt;mso-wrap-distance-bottom:0;mso-position-horizontal:absolute;mso-position-horizontal-relative:text;mso-position-vertical:absolute;mso-position-vertical-relative:text;mso-width-percent:0;mso-height-percent:0;mso-width-relative:margin;mso-height-relative:margin;v-text-anchor:top" o:gfxdata="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">
                 <v:textbox>
                   <w:txbxContent>
                     <w:p>
@@ -2682,6 +2714,13 @@
                           <w:sz w:val="20"/>
                           <w:szCs w:val="20"/>
                         </w:rPr>
+                        <w:t xml:space="preserve">EXPIRED: </w:t>
+                      </w:r>
+                      <w:r>
+                        <w:rPr>
+                          <w:sz w:val="20"/>
+                          <w:szCs w:val="20"/>
+                        </w:rPr>
                         <w:t>{{SIM_EXPIRY}}</w:t>
                       </w:r>
                     </w:p>
@@ -2693,6 +2732,13 @@
                           <w:szCs w:val="20"/>
                         </w:rPr>
                       </w:pPr>
+                      <w:r>
+                        <w:rPr>
+                          <w:sz w:val="20"/>
+                          <w:szCs w:val="20"/>
+                        </w:rPr>
+                        <w:t xml:space="preserve">ISSUED AT: </w:t>
+                      </w:r>
                       <w:r>
                         <w:rPr>
                           <w:sz w:val="20"/>
@@ -3765,6 +3811,7 @@
   <w:style w:type="character" w:default="1" w:styleId="DefaultParagraphFont">
     <w:name w:val="Default Paragraph Font"/>
     <w:uiPriority w:val="1"/>
+    <w:semiHidden/>
     <w:unhideWhenUsed/>
   </w:style>
   <w:style w:type="table" w:default="1" w:styleId="TableNormal">
@@ -4155,15 +4202,6 @@
 </file>
 
 <file path=customXml/item1.xml><?xml version="1.0" encoding="utf-8"?>
-<?mso-contentType ?>
-<FormTemplates xmlns="http://schemas.microsoft.com/sharepoint/v3/contenttype/forms">
-  <Display>DocumentLibraryForm</Display>
-  <Edit>DocumentLibraryForm</Edit>
-  <New>DocumentLibraryForm</New>
-</FormTemplates>
-</file>
-
-<file path=customXml/item2.xml><?xml version="1.0" encoding="utf-8"?>
 <ct:contentTypeSchema xmlns:ct="http://schemas.microsoft.com/office/2006/metadata/contentType" xmlns:ma="http://schemas.microsoft.com/office/2006/metadata/properties/metaAttributes" ct:_="" ma:_="" ma:contentTypeName="Document" ma:contentTypeID="0x0101000EE724EB3C617E419BE6B826A8F5FAC3" ma:contentTypeVersion="20" ma:contentTypeDescription="Create a new document." ma:contentTypeScope="" ma:versionID="9ab4522b8923167a10c5776316e67c87">
   <xsd:schema xmlns:xsd="http://www.w3.org/2001/XMLSchema" xmlns:xs="http://www.w3.org/2001/XMLSchema" xmlns:p="http://schemas.microsoft.com/office/2006/metadata/properties" xmlns:ns2="7ccc2a19-ede5-428c-aae8-cfd64ab719bc" xmlns:ns3="ce828bed-e8c4-4a7f-a09d-171a1a8c0f91" targetNamespace="http://schemas.microsoft.com/office/2006/metadata/properties" ma:root="true" ma:fieldsID="14bcf73a3d6aa3f9fc81be9db20c31a5" ns2:_="" ns3:_="">
     <xsd:import namespace="7ccc2a19-ede5-428c-aae8-cfd64ab719bc"/>
@@ -4463,15 +4501,16 @@
 </ct:contentTypeSchema>
 </file>
 
-<file path=customXml/itemProps1.xml><?xml version="1.0" encoding="utf-8"?>
-<ds:datastoreItem xmlns:ds="http://schemas.openxmlformats.org/officeDocument/2006/customXml" ds:itemID="{F6045593-654A-4C0C-BB18-D43E6B693483}">
-  <ds:schemaRefs>
-    <ds:schemaRef ds:uri="http://schemas.microsoft.com/sharepoint/v3/contenttype/forms"/>
-  </ds:schemaRefs>
-</ds:datastoreItem>
+<file path=customXml/item2.xml><?xml version="1.0" encoding="utf-8"?>
+<?mso-contentType ?>
+<FormTemplates xmlns="http://schemas.microsoft.com/sharepoint/v3/contenttype/forms">
+  <Display>DocumentLibraryForm</Display>
+  <Edit>DocumentLibraryForm</Edit>
+  <New>DocumentLibraryForm</New>
+</FormTemplates>
 </file>
 
-<file path=customXml/itemProps2.xml><?xml version="1.0" encoding="utf-8"?>
+<file path=customXml/itemProps1.xml><?xml version="1.0" encoding="utf-8"?>
 <ds:datastoreItem xmlns:ds="http://schemas.openxmlformats.org/officeDocument/2006/customXml" ds:itemID="{E062FD43-4809-4059-ADA4-F4D321A3CE02}">
   <ds:schemaRefs>
     <ds:schemaRef ds:uri="http://schemas.microsoft.com/office/2006/metadata/contentType"/>
@@ -4488,4 +4527,12 @@
     <ds:schemaRef ds:uri="http://schemas.microsoft.com/internal/obd"/>
   </ds:schemaRefs>
 </ds:datastoreItem>
+</file>
+
+<file path=customXml/itemProps2.xml><?xml version="1.0" encoding="utf-8"?>
+<ds:datastoreItem xmlns:ds="http://schemas.openxmlformats.org/officeDocument/2006/customXml" ds:itemID="{F6045593-654A-4C0C-BB18-D43E6B693483}">
+  <ds:schemaRefs>
+    <ds:schemaRef ds:uri="http://schemas.microsoft.com/sharepoint/v3/contenttype/forms"/>
+  </ds:schemaRefs>
+</ds:datastoreItem>
 </file>
--- a/template_simper.docx
+++ b/template_simper.docx
@@ -846,21 +846,23 @@
         <mc:AlternateContent>
           <mc:Choice Requires="wps">
             <w:drawing>
-              <wp:anchor distT="0" distB="0" distL="114300" distR="114300" simplePos="0" relativeHeight="251653632" behindDoc="1" locked="0" layoutInCell="1" allowOverlap="1" wp14:anchorId="1AE29F63" wp14:editId="23865E2A">
+              <wp:anchor distT="0" distB="0" distL="114300" distR="114300" simplePos="0" relativeHeight="251653632" behindDoc="1" locked="0" layoutInCell="1" allowOverlap="1" wp14:anchorId="1AE29F63" wp14:editId="495AA3B8">
                 <wp:simplePos x="0" y="0"/>
                 <wp:positionH relativeFrom="column">
-                  <wp:posOffset>800100</wp:posOffset>
+                  <wp:posOffset>802640</wp:posOffset>
                 </wp:positionH>
                 <wp:positionV relativeFrom="paragraph">
-                  <wp:posOffset>250190</wp:posOffset>
+                  <wp:posOffset>36747</wp:posOffset>
                 </wp:positionV>
-                <wp:extent cx="1062990" cy="290195"/>
-                <wp:effectExtent l="0" t="1905" r="3810" b="3175"/>
+                <wp:extent cx="1062990" cy="960120"/>
+                <wp:effectExtent l="0" t="0" r="0" b="0"/>
                 <wp:wrapThrough wrapText="bothSides">
                   <wp:wrapPolygon edited="0">
-                    <wp:start x="0" y="0"/>
-                    <wp:lineTo x="0" y="0"/>
-                    <wp:lineTo x="0" y="0"/>
+                    <wp:start x="774" y="0"/>
+                    <wp:lineTo x="774" y="21000"/>
+                    <wp:lineTo x="20129" y="21000"/>
+                    <wp:lineTo x="20129" y="0"/>
+                    <wp:lineTo x="774" y="0"/>
                   </wp:wrapPolygon>
                 </wp:wrapThrough>
                 <wp:docPr id="1397636094" name="Text Box 10"/>
@@ -876,7 +878,7 @@
                       <wps:spPr bwMode="auto">
                         <a:xfrm>
                           <a:off x="0" y="0"/>
-                          <a:ext cx="1062990" cy="290195"/>
+                          <a:ext cx="1062990" cy="960120"/>
                         </a:xfrm>
                         <a:prstGeom prst="rect">
                           <a:avLst/>
@@ -946,6 +948,35 @@
                               </w:rPr>
                               <w:t>{{</w:t>
                             </w:r>
+                            <w:r>
+                              <w:rPr>
+                                <w:rFonts w:cstheme="minorHAnsi"/>
+                                <w:b/>
+                                <w:bCs/>
+                                <w:noProof/>
+                                <w:color w:val="002060"/>
+                                <w:sz w:val="72"/>
+                                <w:szCs w:val="72"/>
+                                <w14:glow w14:rad="63500">
+                                  <w14:srgbClr w14:val="FFFF00">
+                                    <w14:alpha w14:val="60000"/>
+                                  </w14:srgbClr>
+                                </w14:glow>
+                                <w14:shadow w14:blurRad="38100" w14:dist="25400" w14:dir="5400000" w14:sx="100000" w14:sy="100000" w14:kx="0" w14:ky="0" w14:algn="ctr">
+                                  <w14:srgbClr w14:val="6E747A">
+                                    <w14:alpha w14:val="57000"/>
+                                  </w14:srgbClr>
+                                </w14:shadow>
+                                <w14:textOutline w14:w="9525" w14:cap="flat" w14:cmpd="sng" w14:algn="ctr">
+                                  <w14:solidFill>
+                                    <w14:srgbClr w14:val="FFFF00"/>
+                                  </w14:solidFill>
+                                  <w14:prstDash w14:val="solid"/>
+                                  <w14:round/>
+                                </w14:textOutline>
+                              </w:rPr>
+                              <w:t>KATEGORI}}</w:t>
+                            </w:r>
                           </w:p>
                         </w:txbxContent>
                       </wps:txbx>
@@ -966,11 +997,7 @@
           </mc:Choice>
           <mc:Fallback>
             <w:pict>
-              <v:shapetype w14:anchorId="1AE29F63" id="_x0000_t202" coordsize="21600,21600" o:spt="202" path="m,l,21600r21600,l21600,xe">
-                <v:stroke joinstyle="miter"/>
-                <v:path gradientshapeok="t" o:connecttype="rect"/>
-              </v:shapetype>
-              <v:shape id="Text Box 10" o:spid="_x0000_s1030" type="#_x0000_t202" style="position:absolute;margin-left:63pt;margin-top:19.7pt;width:83.7pt;height:22.85pt;z-index:-251662848;visibility:visible;mso-wrap-style:square;mso-width-percent:0;mso-height-percent:0;mso-wrap-distance-left:9pt;mso-wrap-distance-top:0;mso-wrap-distance-right:9pt;mso-wrap-distance-bottom:0;mso-position-horizontal:absolute;mso-position-horizontal-relative:text;mso-position-vertical:absolute;mso-position-vertical-relative:text;mso-width-percent:0;mso-height-percent:0;mso-width-relative:margin;mso-height-relative:margin;v-text-anchor:top" o:gfxdata="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" filled="f" stroked="f">
+              <v:shape w14:anchorId="1AE29F63" id="Text Box 10" o:spid="_x0000_s1030" type="#_x0000_t202" style="position:absolute;margin-left:63.2pt;margin-top:2.9pt;width:83.7pt;height:75.6pt;z-index:-251662848;visibility:visible;mso-wrap-style:square;mso-width-percent:0;mso-height-percent:0;mso-wrap-distance-left:9pt;mso-wrap-distance-top:0;mso-wrap-distance-right:9pt;mso-wrap-distance-bottom:0;mso-position-horizontal:absolute;mso-position-horizontal-relative:text;mso-position-vertical:absolute;mso-position-vertical-relative:text;mso-width-percent:0;mso-height-percent:0;mso-width-relative:margin;mso-height-relative:margin;v-text-anchor:top" o:gfxdata="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" filled="f" stroked="f">
                 <v:textbox>
                   <w:txbxContent>
                     <w:p>
@@ -1011,6 +1038,35 @@
                           </w14:textOutline>
                         </w:rPr>
                         <w:t>{{</w:t>
+                      </w:r>
+                      <w:r>
+                        <w:rPr>
+                          <w:rFonts w:cstheme="minorHAnsi"/>
+                          <w:b/>
+                          <w:bCs/>
+                          <w:noProof/>
+                          <w:color w:val="002060"/>
+                          <w:sz w:val="72"/>
+                          <w:szCs w:val="72"/>
+                          <w14:glow w14:rad="63500">
+                            <w14:srgbClr w14:val="FFFF00">
+                              <w14:alpha w14:val="60000"/>
+                            </w14:srgbClr>
+                          </w14:glow>
+                          <w14:shadow w14:blurRad="38100" w14:dist="25400" w14:dir="5400000" w14:sx="100000" w14:sy="100000" w14:kx="0" w14:ky="0" w14:algn="ctr">
+                            <w14:srgbClr w14:val="6E747A">
+                              <w14:alpha w14:val="57000"/>
+                            </w14:srgbClr>
+                          </w14:shadow>
+                          <w14:textOutline w14:w="9525" w14:cap="flat" w14:cmpd="sng" w14:algn="ctr">
+                            <w14:solidFill>
+                              <w14:srgbClr w14:val="FFFF00"/>
+                            </w14:solidFill>
+                            <w14:prstDash w14:val="solid"/>
+                            <w14:round/>
+                          </w14:textOutline>
+                        </w:rPr>
+                        <w:t>KATEGORI}}</w:t>
                       </w:r>
                     </w:p>
                   </w:txbxContent>
@@ -2337,7 +2393,7 @@
                                     </pic:cNvPicPr>
                                   </pic:nvPicPr>
                                   <pic:blipFill>
-                                    <a:blip r:embed="rId12">
+                                    <a:blip r:embed="rId11">
                                       <a:extLst>
                                         <a:ext uri="{28A0092B-C50C-407E-A947-70E740481C1C}">
                                           <a14:useLocalDpi xmlns:a14="http://schemas.microsoft.com/office/drawing/2010/main" val="0"/>
@@ -2924,7 +2980,7 @@
                                           </pic:cNvPicPr>
                                         </pic:nvPicPr>
                                         <pic:blipFill>
-                                          <a:blip r:embed="rId13">
+                                          <a:blip r:embed="rId12">
                                             <a:extLst>
                                               <a:ext uri="{28A0092B-C50C-407E-A947-70E740481C1C}">
                                                 <a14:useLocalDpi xmlns:a14="http://schemas.microsoft.com/office/drawing/2010/main" val="0"/>
@@ -3044,7 +3100,7 @@
                                     </pic:cNvPicPr>
                                   </pic:nvPicPr>
                                   <pic:blipFill>
-                                    <a:blip r:embed="rId14">
+                                    <a:blip r:embed="rId12">
                                       <a:extLst>
                                         <a:ext uri="{28A0092B-C50C-407E-A947-70E740481C1C}">
                                           <a14:useLocalDpi xmlns:a14="http://schemas.microsoft.com/office/drawing/2010/main" val="0"/>
@@ -4202,6 +4258,15 @@
 </file>
 
 <file path=customXml/item1.xml><?xml version="1.0" encoding="utf-8"?>
+<?mso-contentType ?>
+<FormTemplates xmlns="http://schemas.microsoft.com/sharepoint/v3/contenttype/forms">
+  <Display>DocumentLibraryForm</Display>
+  <Edit>DocumentLibraryForm</Edit>
+  <New>DocumentLibraryForm</New>
+</FormTemplates>
+</file>
+
+<file path=customXml/item2.xml><?xml version="1.0" encoding="utf-8"?>
 <ct:contentTypeSchema xmlns:ct="http://schemas.microsoft.com/office/2006/metadata/contentType" xmlns:ma="http://schemas.microsoft.com/office/2006/metadata/properties/metaAttributes" ct:_="" ma:_="" ma:contentTypeName="Document" ma:contentTypeID="0x0101000EE724EB3C617E419BE6B826A8F5FAC3" ma:contentTypeVersion="20" ma:contentTypeDescription="Create a new document." ma:contentTypeScope="" ma:versionID="9ab4522b8923167a10c5776316e67c87">
   <xsd:schema xmlns:xsd="http://www.w3.org/2001/XMLSchema" xmlns:xs="http://www.w3.org/2001/XMLSchema" xmlns:p="http://schemas.microsoft.com/office/2006/metadata/properties" xmlns:ns2="7ccc2a19-ede5-428c-aae8-cfd64ab719bc" xmlns:ns3="ce828bed-e8c4-4a7f-a09d-171a1a8c0f91" targetNamespace="http://schemas.microsoft.com/office/2006/metadata/properties" ma:root="true" ma:fieldsID="14bcf73a3d6aa3f9fc81be9db20c31a5" ns2:_="" ns3:_="">
     <xsd:import namespace="7ccc2a19-ede5-428c-aae8-cfd64ab719bc"/>
@@ -4501,16 +4566,15 @@
 </ct:contentTypeSchema>
 </file>
 
-<file path=customXml/item2.xml><?xml version="1.0" encoding="utf-8"?>
-<?mso-contentType ?>
-<FormTemplates xmlns="http://schemas.microsoft.com/sharepoint/v3/contenttype/forms">
-  <Display>DocumentLibraryForm</Display>
-  <Edit>DocumentLibraryForm</Edit>
-  <New>DocumentLibraryForm</New>
-</FormTemplates>
+<file path=customXml/itemProps1.xml><?xml version="1.0" encoding="utf-8"?>
+<ds:datastoreItem xmlns:ds="http://schemas.openxmlformats.org/officeDocument/2006/customXml" ds:itemID="{F6045593-654A-4C0C-BB18-D43E6B693483}">
+  <ds:schemaRefs>
+    <ds:schemaRef ds:uri="http://schemas.microsoft.com/sharepoint/v3/contenttype/forms"/>
+  </ds:schemaRefs>
+</ds:datastoreItem>
 </file>
 
-<file path=customXml/itemProps1.xml><?xml version="1.0" encoding="utf-8"?>
+<file path=customXml/itemProps2.xml><?xml version="1.0" encoding="utf-8"?>
 <ds:datastoreItem xmlns:ds="http://schemas.openxmlformats.org/officeDocument/2006/customXml" ds:itemID="{E062FD43-4809-4059-ADA4-F4D321A3CE02}">
   <ds:schemaRefs>
     <ds:schemaRef ds:uri="http://schemas.microsoft.com/office/2006/metadata/contentType"/>
@@ -4527,12 +4591,4 @@
     <ds:schemaRef ds:uri="http://schemas.microsoft.com/internal/obd"/>
   </ds:schemaRefs>
 </ds:datastoreItem>
-</file>
-
-<file path=customXml/itemProps2.xml><?xml version="1.0" encoding="utf-8"?>
-<ds:datastoreItem xmlns:ds="http://schemas.openxmlformats.org/officeDocument/2006/customXml" ds:itemID="{F6045593-654A-4C0C-BB18-D43E6B693483}">
-  <ds:schemaRefs>
-    <ds:schemaRef ds:uri="http://schemas.microsoft.com/sharepoint/v3/contenttype/forms"/>
-  </ds:schemaRefs>
-</ds:datastoreItem>
 </file>